--- a/Quanta, Actually - SERIES/QED Course/chapters/Lesson 48 The Photon Propagator.docx
+++ b/Quanta, Actually - SERIES/QED Course/chapters/Lesson 48 The Photon Propagator.docx
@@ -17,7 +17,7 @@
         <w:jc w:val="center"/>
       </w:pPr>
       <w:r>
-        <w:t>Lesson 48 of the Complete Quantum Electrodynamics Course</w:t>
+        <w:t>Lesson 48 of Quantum, Actually, Volume 2: A QED Course</w:t>
       </w:r>
     </w:p>
     <w:p>
@@ -74,7 +74,25 @@
     </w:p>
     <w:p>
       <w:r>
-        <w:t>Lessons 46 and 47 built the scalar and electron propagators by the same two-step method: form the un-time-ordered two-point function from the field's mode expansion, then time-order it. This lesson attempts the identical method for the photon and finds it genuinely harder, for a reason specific to gauge theories: Lesson 38 quantized A^i in Coulomb gauge, with A⁰=0 and ∇·A=0 imposed from the outset, so the object this lesson can honestly build is a purely spatial, non-covariant propagator carrying an explicit transverse projector. The lesson constructs that object carefully in momentum space, where it is clean and fully checkable, and then introduces the covariant Feynman-gauge propagator −ig^μν/(k²+iε) as the simpler, calculationally preferred alternative used throughout the rest of this course, with a first, honest argument for why the difference between the two does not affect physical results — an argument this lesson can only partially complete, with the remainder deferred to Lesson 72's Ward identity. Expect five to seven hours.</w:t>
+        <w:t>Lessons 46 and 47 built the scalar and electron propagators by the same two-step method: form the un-time-ordered two-point function from the field's mode expansion, then time-order it. This lesson attempts the identical method for the photon and finds it genuinely harder, for a reason specific to gauge theories: Lesson 38 quantized A</w:t>
+      </w:r>
+      <w:r>
+        <w:rPr>
+          <w:vertAlign w:val="superscript"/>
+        </w:rPr>
+        <w:t>i</w:t>
+      </w:r>
+      <w:r>
+        <w:t xml:space="preserve"> in Coulomb gauge, with A⁰=0 and ∇·A=0 imposed from the outset, so the object this lesson can honestly build is a purely spatial, non-covariant propagator carrying an explicit transverse projector. The lesson constructs that object carefully in momentum space, where it is clean and fully checkable, and then introduces the covariant Feynman-gauge propagator −ig</w:t>
+      </w:r>
+      <w:r>
+        <w:rPr>
+          <w:vertAlign w:val="superscript"/>
+        </w:rPr>
+        <w:t>μν</w:t>
+      </w:r>
+      <w:r>
+        <w:t>/(k²+iε) as the simpler, calculationally preferred alternative used throughout the rest of this course, with a first, honest argument for why the difference between the two does not affect physical results — an argument this lesson can only partially complete, with the remainder deferred to Lesson 72's Ward identity. Expect five to seven hours.</w:t>
       </w:r>
     </w:p>
     <w:p>
@@ -90,7 +108,100 @@
         <w:pStyle w:val="ListBullet"/>
       </w:pPr>
       <w:r>
-        <w:t>Construct D^ij(x−y)=⟨0|A^i(x)A^j(y)|0⟩ from Lesson 38's mode expansion and the transverse polarization sum Σ_λε_λ^iε_λ^j=δ^ij−k̂^ik̂^j.</w:t>
+        <w:t>Construct D</w:t>
+      </w:r>
+      <w:r>
+        <w:rPr>
+          <w:vertAlign w:val="superscript"/>
+        </w:rPr>
+        <w:t>ij</w:t>
+      </w:r>
+      <w:r>
+        <w:t>(x−y)=⟨0|A</w:t>
+      </w:r>
+      <w:r>
+        <w:rPr>
+          <w:vertAlign w:val="superscript"/>
+        </w:rPr>
+        <w:t>i</w:t>
+      </w:r>
+      <w:r>
+        <w:t>(x)A</w:t>
+      </w:r>
+      <w:r>
+        <w:rPr>
+          <w:vertAlign w:val="superscript"/>
+        </w:rPr>
+        <w:t>j</w:t>
+      </w:r>
+      <w:r>
+        <w:t>(y)|0⟩ from Lesson 38's mode expansion and the transverse polarization sum Σ</w:t>
+      </w:r>
+      <w:r>
+        <w:rPr>
+          <w:vertAlign w:val="subscript"/>
+        </w:rPr>
+        <w:t>λ</w:t>
+      </w:r>
+      <w:r>
+        <w:t>ε</w:t>
+      </w:r>
+      <w:r>
+        <w:rPr>
+          <w:vertAlign w:val="subscript"/>
+        </w:rPr>
+        <w:t>λ</w:t>
+      </w:r>
+      <w:r>
+        <w:rPr>
+          <w:vertAlign w:val="superscript"/>
+        </w:rPr>
+        <w:t>i</w:t>
+      </w:r>
+      <w:r>
+        <w:t>ε</w:t>
+      </w:r>
+      <w:r>
+        <w:rPr>
+          <w:vertAlign w:val="subscript"/>
+        </w:rPr>
+        <w:t>λ</w:t>
+      </w:r>
+      <w:r>
+        <w:rPr>
+          <w:vertAlign w:val="superscript"/>
+        </w:rPr>
+        <w:t>j</w:t>
+      </w:r>
+      <w:r>
+        <w:t>=δ</w:t>
+      </w:r>
+      <w:r>
+        <w:rPr>
+          <w:vertAlign w:val="superscript"/>
+        </w:rPr>
+        <w:t>ij</w:t>
+      </w:r>
+      <w:r>
+        <w:t>−k̂</w:t>
+      </w:r>
+      <w:r>
+        <w:rPr>
+          <w:vertAlign w:val="superscript"/>
+        </w:rPr>
+        <w:t>i</w:t>
+      </w:r>
+      <w:r>
+        <w:t>k̂</w:t>
+      </w:r>
+      <w:r>
+        <w:rPr>
+          <w:vertAlign w:val="superscript"/>
+        </w:rPr>
+        <w:t>j</w:t>
+      </w:r>
+      <w:r>
+        <w:t>.</w:t>
       </w:r>
     </w:p>
     <w:p>
@@ -98,7 +209,22 @@
         <w:pStyle w:val="ListBullet"/>
       </w:pPr>
       <w:r>
-        <w:t>Time-order this two-point function to define D_F^ij(x−y), using the bosonic (unsigned) time-ordering rule.</w:t>
+        <w:t>Time-order this two-point function to define D</w:t>
+      </w:r>
+      <w:r>
+        <w:rPr>
+          <w:vertAlign w:val="subscript"/>
+        </w:rPr>
+        <w:t>F</w:t>
+      </w:r>
+      <w:r>
+        <w:rPr>
+          <w:vertAlign w:val="superscript"/>
+        </w:rPr>
+        <w:t>ij</w:t>
+      </w:r>
+      <w:r>
+        <w:t>(x−y), using the bosonic (unsigned) time-ordering rule.</w:t>
       </w:r>
     </w:p>
     <w:p>
@@ -106,7 +232,49 @@
         <w:pStyle w:val="ListBullet"/>
       </w:pPr>
       <w:r>
-        <w:t>Verify, in momentum space, that D_F^ij(k)=i(δ^ij−k̂^ik̂^j)/(k²+iε) satisfies the expected Green's function property as ε→0⁺.</w:t>
+        <w:t>Verify, in momentum space, that D</w:t>
+      </w:r>
+      <w:r>
+        <w:rPr>
+          <w:vertAlign w:val="subscript"/>
+        </w:rPr>
+        <w:t>F</w:t>
+      </w:r>
+      <w:r>
+        <w:rPr>
+          <w:vertAlign w:val="superscript"/>
+        </w:rPr>
+        <w:t>ij</w:t>
+      </w:r>
+      <w:r>
+        <w:t>(k)=i(δ</w:t>
+      </w:r>
+      <w:r>
+        <w:rPr>
+          <w:vertAlign w:val="superscript"/>
+        </w:rPr>
+        <w:t>ij</w:t>
+      </w:r>
+      <w:r>
+        <w:t>−k̂</w:t>
+      </w:r>
+      <w:r>
+        <w:rPr>
+          <w:vertAlign w:val="superscript"/>
+        </w:rPr>
+        <w:t>i</w:t>
+      </w:r>
+      <w:r>
+        <w:t>k̂</w:t>
+      </w:r>
+      <w:r>
+        <w:rPr>
+          <w:vertAlign w:val="superscript"/>
+        </w:rPr>
+        <w:t>j</w:t>
+      </w:r>
+      <w:r>
+        <w:t>)/(k²+iε) satisfies the expected Green's function property as ε→0⁺.</w:t>
       </w:r>
     </w:p>
     <w:p>
@@ -122,7 +290,31 @@
         <w:pStyle w:val="ListBullet"/>
       </w:pPr>
       <w:r>
-        <w:t>State the covariant Feynman-gauge propagator D_F^μν(k)=−ig^μν/(k²+iε) and compare its spatial block to the Coulomb-gauge result.</w:t>
+        <w:t>State the covariant Feynman-gauge propagator D</w:t>
+      </w:r>
+      <w:r>
+        <w:rPr>
+          <w:vertAlign w:val="subscript"/>
+        </w:rPr>
+        <w:t>F</w:t>
+      </w:r>
+      <w:r>
+        <w:rPr>
+          <w:vertAlign w:val="superscript"/>
+        </w:rPr>
+        <w:t>μν</w:t>
+      </w:r>
+      <w:r>
+        <w:t>(k)=−ig</w:t>
+      </w:r>
+      <w:r>
+        <w:rPr>
+          <w:vertAlign w:val="superscript"/>
+        </w:rPr>
+        <w:t>μν</w:t>
+      </w:r>
+      <w:r>
+        <w:t>/(k²+iε) and compare its spatial block to the Coulomb-gauge result.</w:t>
       </w:r>
     </w:p>
     <w:p>
@@ -222,7 +414,16 @@
           </w:tcPr>
           <w:p>
             <w:r>
-              <w:t>D^ij(x−y)</w:t>
+              <w:t>D</w:t>
+            </w:r>
+            <w:r>
+              <w:rPr>
+                <w:vertAlign w:val="superscript"/>
+              </w:rPr>
+              <w:t>ij</w:t>
+            </w:r>
+            <w:r>
+              <w:t>(x−y)</w:t>
             </w:r>
           </w:p>
         </w:tc>
@@ -259,7 +460,37 @@
           </w:tcPr>
           <w:p>
             <w:r>
-              <w:t>D_F^ij(x−y), D_F^ij(k)</w:t>
+              <w:t>D</w:t>
+            </w:r>
+            <w:r>
+              <w:rPr>
+                <w:vertAlign w:val="subscript"/>
+              </w:rPr>
+              <w:t>F</w:t>
+            </w:r>
+            <w:r>
+              <w:rPr>
+                <w:vertAlign w:val="superscript"/>
+              </w:rPr>
+              <w:t>ij</w:t>
+            </w:r>
+            <w:r>
+              <w:t>(x−y), D</w:t>
+            </w:r>
+            <w:r>
+              <w:rPr>
+                <w:vertAlign w:val="subscript"/>
+              </w:rPr>
+              <w:t>F</w:t>
+            </w:r>
+            <w:r>
+              <w:rPr>
+                <w:vertAlign w:val="superscript"/>
+              </w:rPr>
+              <w:t>ij</w:t>
+            </w:r>
+            <w:r>
+              <w:t>(k)</w:t>
             </w:r>
           </w:p>
         </w:tc>
@@ -296,7 +527,22 @@
           </w:tcPr>
           <w:p>
             <w:r>
-              <w:t>D_F^μν(k)</w:t>
+              <w:t>D</w:t>
+            </w:r>
+            <w:r>
+              <w:rPr>
+                <w:vertAlign w:val="subscript"/>
+              </w:rPr>
+              <w:t>F</w:t>
+            </w:r>
+            <w:r>
+              <w:rPr>
+                <w:vertAlign w:val="superscript"/>
+              </w:rPr>
+              <w:t>μν</w:t>
+            </w:r>
+            <w:r>
+              <w:t>(k)</w:t>
             </w:r>
           </w:p>
         </w:tc>
@@ -313,7 +559,16 @@
           </w:tcPr>
           <w:p>
             <w:r>
-              <w:t>Covariant Feynman-gauge photon propagator, −ig^μν/(k²+iε)</w:t>
+              <w:t>Covariant Feynman-gauge photon propagator, −ig</w:t>
+            </w:r>
+            <w:r>
+              <w:rPr>
+                <w:vertAlign w:val="superscript"/>
+              </w:rPr>
+              <w:t>μν</w:t>
+            </w:r>
+            <w:r>
+              <w:t>/(k²+iε)</w:t>
             </w:r>
           </w:p>
         </w:tc>
@@ -370,7 +625,31 @@
           </w:tcPr>
           <w:p>
             <w:r>
-              <w:t>δ^ij−k̂^ik̂^j</w:t>
+              <w:t>δ</w:t>
+            </w:r>
+            <w:r>
+              <w:rPr>
+                <w:vertAlign w:val="superscript"/>
+              </w:rPr>
+              <w:t>ij</w:t>
+            </w:r>
+            <w:r>
+              <w:t>−k̂</w:t>
+            </w:r>
+            <w:r>
+              <w:rPr>
+                <w:vertAlign w:val="superscript"/>
+              </w:rPr>
+              <w:t>i</w:t>
+            </w:r>
+            <w:r>
+              <w:t>k̂</w:t>
+            </w:r>
+            <w:r>
+              <w:rPr>
+                <w:vertAlign w:val="superscript"/>
+              </w:rPr>
+              <w:t>j</w:t>
             </w:r>
           </w:p>
         </w:tc>
@@ -393,6 +672,91 @@
         </w:tc>
       </w:tr>
     </w:tbl>
+    <w:tbl>
+      <w:tblPr>
+        <w:tblW w:type="auto" w:w="0"/>
+        <w:jc w:val="center"/>
+        <w:tblLayout w:type="fixed"/>
+        <w:tblLook w:firstColumn="1" w:firstRow="1" w:lastColumn="0" w:lastRow="0" w:noHBand="0" w:noVBand="1" w:val="04A0"/>
+        <w:tblBorders>
+          <w:top w:val="single" w:sz="8" w:color="7FA7CF"/>
+          <w:left w:val="single" w:sz="8" w:color="7FA7CF"/>
+          <w:bottom w:val="single" w:sz="8" w:color="7FA7CF"/>
+          <w:right w:val="single" w:sz="8" w:color="7FA7CF"/>
+        </w:tblBorders>
+      </w:tblPr>
+      <w:tblGrid>
+        <w:gridCol w:w="9392"/>
+      </w:tblGrid>
+      <w:tr>
+        <w:tc>
+          <w:tcPr>
+            <w:tcW w:type="dxa" w:w="9392"/>
+            <w:shd w:fill="F3F7FB"/>
+            <w:tcMar>
+              <w:top w:w="140" w:type="dxa"/>
+              <w:start w:w="140" w:type="dxa"/>
+              <w:bottom w:w="140" w:type="dxa"/>
+              <w:end w:w="140" w:type="dxa"/>
+            </w:tcMar>
+          </w:tcPr>
+          <w:p>
+            <w:r>
+              <w:rPr>
+                <w:b/>
+                <w:color w:val="1F4E78"/>
+              </w:rPr>
+              <w:t>First pass: the result before the derivation</w:t>
+            </w:r>
+          </w:p>
+          <w:p>
+            <w:pPr>
+              <w:spacing w:after="60"/>
+            </w:pPr>
+            <w:r>
+              <w:t>The photon propagator is D</w:t>
+            </w:r>
+            <w:r>
+              <w:rPr>
+                <w:vertAlign w:val="subscript"/>
+              </w:rPr>
+              <w:t>F</w:t>
+            </w:r>
+            <w:r>
+              <w:rPr>
+                <w:vertAlign w:val="superscript"/>
+              </w:rPr>
+              <w:t>μν</w:t>
+            </w:r>
+            <w:r>
+              <w:t>(k) = −ig</w:t>
+            </w:r>
+            <w:r>
+              <w:rPr>
+                <w:vertAlign w:val="superscript"/>
+              </w:rPr>
+              <w:t>μν</w:t>
+            </w:r>
+            <w:r>
+              <w:t>/(k² + iε) in Feynman gauge; the Coulomb-gauge form gives the same physical answers.</w:t>
+            </w:r>
+          </w:p>
+          <w:p>
+            <w:pPr>
+              <w:spacing w:after="60"/>
+            </w:pPr>
+            <w:r>
+              <w:t>Gauge choice changes the propagator, not the predictions; Lessons 71–73 prove this in general.</w:t>
+            </w:r>
+          </w:p>
+        </w:tc>
+      </w:tr>
+    </w:tbl>
+    <w:p>
+      <w:pPr>
+        <w:spacing w:after="80"/>
+      </w:pPr>
+    </w:p>
     <w:p>
       <w:pPr>
         <w:pStyle w:val="Heading2"/>
@@ -406,12 +770,162 @@
         <w:pStyle w:val="Heading3"/>
       </w:pPr>
       <w:r>
-        <w:t>1.1 Constructing D^ij(x−y)</w:t>
+        <w:t>1.1 Constructing D</w:t>
+      </w:r>
+      <w:r>
+        <w:rPr>
+          <w:vertAlign w:val="superscript"/>
+        </w:rPr>
+        <w:t>ij</w:t>
+      </w:r>
+      <w:r>
+        <w:t>(x−y)</w:t>
       </w:r>
     </w:p>
     <w:p>
       <w:r>
-        <w:t>Lesson 38 established ⟨0|A^i(x)|k,λ⟩=ε_λ^i(k)e^(−ikx), with the mode expansion built from two real, transverse polarization vectors satisfying Σ_λε_λ^i(k)ε_λ^j(k)=δ^ij−k̂^ik̂^j. Since the photon is its own antiparticle (Lesson 38), A^i(x) contains a single kind of ladder operator pair, a_λ(k) and a_λ†(k), each multiplying the same real ε_λ^i(k), unlike the complex Dirac field's distinct b and d operators. Following exactly the method of Lesson 35, Section 4.1,</w:t>
+        <w:t>Lesson 38 established ⟨0|A</w:t>
+      </w:r>
+      <w:r>
+        <w:rPr>
+          <w:vertAlign w:val="superscript"/>
+        </w:rPr>
+        <w:t>i</w:t>
+      </w:r>
+      <w:r>
+        <w:t>(x)|k,λ⟩=ε</w:t>
+      </w:r>
+      <w:r>
+        <w:rPr>
+          <w:vertAlign w:val="subscript"/>
+        </w:rPr>
+        <w:t>λ</w:t>
+      </w:r>
+      <w:r>
+        <w:rPr>
+          <w:vertAlign w:val="superscript"/>
+        </w:rPr>
+        <w:t>i</w:t>
+      </w:r>
+      <w:r>
+        <w:t>(k)e</w:t>
+      </w:r>
+      <w:r>
+        <w:rPr>
+          <w:vertAlign w:val="superscript"/>
+        </w:rPr>
+        <w:t>−ikx</w:t>
+      </w:r>
+      <w:r>
+        <w:t>, with the mode expansion built from two real, transverse polarization vectors satisfying Σ</w:t>
+      </w:r>
+      <w:r>
+        <w:rPr>
+          <w:vertAlign w:val="subscript"/>
+        </w:rPr>
+        <w:t>λ</w:t>
+      </w:r>
+      <w:r>
+        <w:t>ε</w:t>
+      </w:r>
+      <w:r>
+        <w:rPr>
+          <w:vertAlign w:val="subscript"/>
+        </w:rPr>
+        <w:t>λ</w:t>
+      </w:r>
+      <w:r>
+        <w:rPr>
+          <w:vertAlign w:val="superscript"/>
+        </w:rPr>
+        <w:t>i</w:t>
+      </w:r>
+      <w:r>
+        <w:t>(k)ε</w:t>
+      </w:r>
+      <w:r>
+        <w:rPr>
+          <w:vertAlign w:val="subscript"/>
+        </w:rPr>
+        <w:t>λ</w:t>
+      </w:r>
+      <w:r>
+        <w:rPr>
+          <w:vertAlign w:val="superscript"/>
+        </w:rPr>
+        <w:t>j</w:t>
+      </w:r>
+      <w:r>
+        <w:t>(k)=δ</w:t>
+      </w:r>
+      <w:r>
+        <w:rPr>
+          <w:vertAlign w:val="superscript"/>
+        </w:rPr>
+        <w:t>ij</w:t>
+      </w:r>
+      <w:r>
+        <w:t>−k̂</w:t>
+      </w:r>
+      <w:r>
+        <w:rPr>
+          <w:vertAlign w:val="superscript"/>
+        </w:rPr>
+        <w:t>i</w:t>
+      </w:r>
+      <w:r>
+        <w:t>k̂</w:t>
+      </w:r>
+      <w:r>
+        <w:rPr>
+          <w:vertAlign w:val="superscript"/>
+        </w:rPr>
+        <w:t>j</w:t>
+      </w:r>
+      <w:r>
+        <w:t>. Since the photon is its own antiparticle (Lesson 38), A</w:t>
+      </w:r>
+      <w:r>
+        <w:rPr>
+          <w:vertAlign w:val="superscript"/>
+        </w:rPr>
+        <w:t>i</w:t>
+      </w:r>
+      <w:r>
+        <w:t>(x) contains a single kind of ladder operator pair, a</w:t>
+      </w:r>
+      <w:r>
+        <w:rPr>
+          <w:vertAlign w:val="subscript"/>
+        </w:rPr>
+        <w:t>λ</w:t>
+      </w:r>
+      <w:r>
+        <w:t>(k) and a</w:t>
+      </w:r>
+      <w:r>
+        <w:rPr>
+          <w:vertAlign w:val="subscript"/>
+        </w:rPr>
+        <w:t>λ†</w:t>
+      </w:r>
+      <w:r>
+        <w:t>(k), each multiplying the same real ε</w:t>
+      </w:r>
+      <w:r>
+        <w:rPr>
+          <w:vertAlign w:val="subscript"/>
+        </w:rPr>
+        <w:t>λ</w:t>
+      </w:r>
+      <w:r>
+        <w:rPr>
+          <w:vertAlign w:val="superscript"/>
+        </w:rPr>
+        <w:t>i</w:t>
+      </w:r>
+      <w:r>
+        <w:t>(k), unlike the complex Dirac field's distinct b and d operators. Following exactly the method of Lesson 35, Section 4.1,</w:t>
       </w:r>
     </w:p>
     <w:p>
@@ -805,7 +1319,43 @@
     </w:p>
     <w:p>
       <w:r>
-        <w:t>D^ij(x−y) carries an extra structure D(x−y) never had: a momentum-dependent matrix factor, δ^ij−k̂^ik̂^j, sitting inside the integral. This factor depends only on the direction k̂ of the three-momentum, not on k⁰ at all, a fact Section 3 relies on directly.</w:t>
+        <w:t>D</w:t>
+      </w:r>
+      <w:r>
+        <w:rPr>
+          <w:vertAlign w:val="superscript"/>
+        </w:rPr>
+        <w:t>ij</w:t>
+      </w:r>
+      <w:r>
+        <w:t>(x−y) carries an extra structure D(x−y) never had: a momentum-dependent matrix factor, δ</w:t>
+      </w:r>
+      <w:r>
+        <w:rPr>
+          <w:vertAlign w:val="superscript"/>
+        </w:rPr>
+        <w:t>ij</w:t>
+      </w:r>
+      <w:r>
+        <w:t>−k̂</w:t>
+      </w:r>
+      <w:r>
+        <w:rPr>
+          <w:vertAlign w:val="superscript"/>
+        </w:rPr>
+        <w:t>i</w:t>
+      </w:r>
+      <w:r>
+        <w:t>k̂</w:t>
+      </w:r>
+      <w:r>
+        <w:rPr>
+          <w:vertAlign w:val="superscript"/>
+        </w:rPr>
+        <w:t>j</w:t>
+      </w:r>
+      <w:r>
+        <w:t>, sitting inside the integral. This factor depends only on the direction k̂ of the three-momentum, not on k⁰ at all, a fact Section 3 relies on directly.</w:t>
       </w:r>
     </w:p>
     <w:p>
@@ -819,7 +1369,43 @@
     </w:p>
     <w:p>
       <w:r>
-        <w:t>Explain why the photon's self-antiparticle property (Lesson 38) simplifies Section 1.1's calculation relative to the analogous step for the Dirac field in Lesson 37. For the Dirac field, ⟨0|ψ(x)ψ̄(y)|0⟩ picked out only the b-b† pairing, distinct from the d-d† pairing that would appear in the reversed order; for the photon, there is only one kind of ladder operator, so ⟨0|A^i(x)A^j(y)|0⟩ and ⟨0|A^j(y)A^i(x)|0⟩ are built from the identical a-a† pairing, with the two point functions related simply by exchanging x and y, with no separate "antiparticle piece" to track.</w:t>
+        <w:t>Explain why the photon's self-antiparticle property (Lesson 38) simplifies Section 1.1's calculation relative to the analogous step for the Dirac field in Lesson 37. For the Dirac field, ⟨0|ψ(x)ψ̄(y)|0⟩ picked out only the b-b† pairing, distinct from the d-d† pairing that would appear in the reversed order; for the photon, there is only one kind of ladder operator, so ⟨0|A</w:t>
+      </w:r>
+      <w:r>
+        <w:rPr>
+          <w:vertAlign w:val="superscript"/>
+        </w:rPr>
+        <w:t>i</w:t>
+      </w:r>
+      <w:r>
+        <w:t>(x)A</w:t>
+      </w:r>
+      <w:r>
+        <w:rPr>
+          <w:vertAlign w:val="superscript"/>
+        </w:rPr>
+        <w:t>j</w:t>
+      </w:r>
+      <w:r>
+        <w:t>(y)|0⟩ and ⟨0|A</w:t>
+      </w:r>
+      <w:r>
+        <w:rPr>
+          <w:vertAlign w:val="superscript"/>
+        </w:rPr>
+        <w:t>j</w:t>
+      </w:r>
+      <w:r>
+        <w:t>(y)A</w:t>
+      </w:r>
+      <w:r>
+        <w:rPr>
+          <w:vertAlign w:val="superscript"/>
+        </w:rPr>
+        <w:t>i</w:t>
+      </w:r>
+      <w:r>
+        <w:t>(x)|0⟩ are built from the identical a-a† pairing, with the two point functions related simply by exchanging x and y, with no separate "antiparticle piece" to track.</w:t>
       </w:r>
     </w:p>
     <w:p>
@@ -840,7 +1426,16 @@
     </w:p>
     <w:p>
       <w:r>
-        <w:t>Since A^i is a bosonic field, the time-ordering rule carries no extra sign, as for the scalar field in Lesson 46:</w:t>
+        <w:t>Since A</w:t>
+      </w:r>
+      <w:r>
+        <w:rPr>
+          <w:vertAlign w:val="superscript"/>
+        </w:rPr>
+        <w:t>i</w:t>
+      </w:r>
+      <w:r>
+        <w:t xml:space="preserve"> is a bosonic field, the time-ordering rule carries no extra sign, as for the scalar field in Lesson 46:</w:t>
       </w:r>
     </w:p>
     <w:p>
@@ -1095,7 +1690,25 @@
     </w:p>
     <w:p>
       <w:r>
-        <w:t>A fully covariant treatment of the photon propagator would need to include A⁰ as well, and account for how the Coulomb-gauge condition A⁰=0 is itself not preserved by a general Lorentz boost. Lesson 38 imposed A⁰=0 directly, as a gauge choice, without treating A⁰ as an independent dynamical operator with its own conjugate momentum; consistent with that choice, this lesson's construction concerns only A^i, and no separate propagator for A⁰ is built here. This is a genuine simplification relative to the most careful treatments of Coulomb-gauge electrodynamics, and it is the reason Section 4 turns to the covariant Feynman-gauge propagator, which handles all four components of A_μ uniformly, for the calculations of later lessons.</w:t>
+        <w:t>A fully covariant treatment of the photon propagator would need to include A⁰ as well, and account for how the Coulomb-gauge condition A⁰=0 is itself not preserved by a general Lorentz boost. Lesson 38 imposed A⁰=0 directly, as a gauge choice, without treating A⁰ as an independent dynamical operator with its own conjugate momentum; consistent with that choice, this lesson's construction concerns only A</w:t>
+      </w:r>
+      <w:r>
+        <w:rPr>
+          <w:vertAlign w:val="superscript"/>
+        </w:rPr>
+        <w:t>i</w:t>
+      </w:r>
+      <w:r>
+        <w:t>, and no separate propagator for A⁰ is built here. This is a genuine simplification relative to the most careful treatments of Coulomb-gauge electrodynamics, and it is the reason Section 4 turns to the covariant Feynman-gauge propagator, which handles all four components of A</w:t>
+      </w:r>
+      <w:r>
+        <w:rPr>
+          <w:vertAlign w:val="subscript"/>
+        </w:rPr>
+        <w:t>μ</w:t>
+      </w:r>
+      <w:r>
+        <w:t xml:space="preserve"> uniformly, for the calculations of later lessons.</w:t>
       </w:r>
     </w:p>
     <w:p>
@@ -1109,7 +1722,16 @@
     </w:p>
     <w:p>
       <w:r>
-        <w:t>State why Section 2.1 needed no analogue of Lesson 47's minus sign. Lesson 47's minus sign traced directly to the fermionic anticommutation structure of Lesson 37, Section 6.2; A^i is built from bosonic ladder operators satisfying ordinary commutation relations (Lesson 38, following the pattern of Lesson 33), so no such sign is generated when its two orderings are combined into a time-ordered product.</w:t>
+        <w:t>State why Section 2.1 needed no analogue of Lesson 47's minus sign. Lesson 47's minus sign traced directly to the fermionic anticommutation structure of Lesson 37, Section 6.2; A</w:t>
+      </w:r>
+      <w:r>
+        <w:rPr>
+          <w:vertAlign w:val="superscript"/>
+        </w:rPr>
+        <w:t>i</w:t>
+      </w:r>
+      <w:r>
+        <w:t xml:space="preserve"> is built from bosonic ladder operators satisfying ordinary commutation relations (Lesson 38, following the pattern of Lesson 33), so no such sign is generated when its two orderings are combined into a time-ordered product.</w:t>
       </w:r>
     </w:p>
     <w:p>
@@ -1340,7 +1962,52 @@
     </w:p>
     <w:p>
       <w:r>
-        <w:t>Applying □_x=∂_t²−∇² to the exponential factor gives □_xe^(−ik(x−y))=−k²e^(−ik(x−y)), as in Lesson 46, Exercise 9, since this step uses only the exponential's structure, not the photon's polarization content. So</w:t>
+        <w:t>Applying □</w:t>
+      </w:r>
+      <w:r>
+        <w:rPr>
+          <w:vertAlign w:val="subscript"/>
+        </w:rPr>
+        <w:t>x</w:t>
+      </w:r>
+      <w:r>
+        <w:t>=∂</w:t>
+      </w:r>
+      <w:r>
+        <w:rPr>
+          <w:vertAlign w:val="subscript"/>
+        </w:rPr>
+        <w:t>t</w:t>
+      </w:r>
+      <w:r>
+        <w:t>²−∇² to the exponential factor gives □</w:t>
+      </w:r>
+      <w:r>
+        <w:rPr>
+          <w:vertAlign w:val="subscript"/>
+        </w:rPr>
+        <w:t>x</w:t>
+      </w:r>
+      <w:r>
+        <w:t>e</w:t>
+      </w:r>
+      <w:r>
+        <w:rPr>
+          <w:vertAlign w:val="superscript"/>
+        </w:rPr>
+        <w:t>−ik(x−y)</w:t>
+      </w:r>
+      <w:r>
+        <w:t>=−k²e</w:t>
+      </w:r>
+      <w:r>
+        <w:rPr>
+          <w:vertAlign w:val="superscript"/>
+        </w:rPr>
+        <w:t>−ik(x−y)</w:t>
+      </w:r>
+      <w:r>
+        <w:t>, as in Lesson 46, Exercise 9, since this step uses only the exponential's structure, not the photon's polarization content. So</w:t>
       </w:r>
     </w:p>
     <w:p>
@@ -1757,7 +2424,67 @@
     </w:p>
     <w:p>
       <w:r>
-        <w:t>Unlike Lesson 46's analogous result, this is not simply −iδ⁴(x−y)δ^ij, because (δ^ij−k̂^ik̂^j) is a nontrivial function of k̂ that does not integrate out to a constant. Separating the k⁰ integral, which depends on none of the polarization structure, ∫dk⁰/(2π)e^(−ik⁰(x⁰−y⁰))=δ(x⁰−y⁰) (Exercise 9), and what remains is a specific, well-defined but nonlocal function of x−y built from the remaining three-dimensional integral, called the transverse delta function. This course does not need its explicit position-space form; every later calculation uses D_F^ij(k) directly, in momentum space, exactly as written in Section 3.1.</w:t>
+        <w:t>Unlike Lesson 46's analogous result, this is not simply −iδ⁴(x−y)δ</w:t>
+      </w:r>
+      <w:r>
+        <w:rPr>
+          <w:vertAlign w:val="superscript"/>
+        </w:rPr>
+        <w:t>ij</w:t>
+      </w:r>
+      <w:r>
+        <w:t>, because (δ</w:t>
+      </w:r>
+      <w:r>
+        <w:rPr>
+          <w:vertAlign w:val="superscript"/>
+        </w:rPr>
+        <w:t>ij</w:t>
+      </w:r>
+      <w:r>
+        <w:t>−k̂</w:t>
+      </w:r>
+      <w:r>
+        <w:rPr>
+          <w:vertAlign w:val="superscript"/>
+        </w:rPr>
+        <w:t>i</w:t>
+      </w:r>
+      <w:r>
+        <w:t>k̂</w:t>
+      </w:r>
+      <w:r>
+        <w:rPr>
+          <w:vertAlign w:val="superscript"/>
+        </w:rPr>
+        <w:t>j</w:t>
+      </w:r>
+      <w:r>
+        <w:t>) is a nontrivial function of k̂ that does not integrate out to a constant. Separating the k⁰ integral, which depends on none of the polarization structure, ∫dk⁰/(2π)e</w:t>
+      </w:r>
+      <w:r>
+        <w:rPr>
+          <w:vertAlign w:val="superscript"/>
+        </w:rPr>
+        <w:t>−ik⁰(x⁰−y⁰)</w:t>
+      </w:r>
+      <w:r>
+        <w:t>=δ(x⁰−y⁰) (Exercise 9), and what remains is a specific, well-defined but nonlocal function of x−y built from the remaining three-dimensional integral, called the transverse delta function. This course does not need its explicit position-space form; every later calculation uses D</w:t>
+      </w:r>
+      <w:r>
+        <w:rPr>
+          <w:vertAlign w:val="subscript"/>
+        </w:rPr>
+        <w:t>F</w:t>
+      </w:r>
+      <w:r>
+        <w:rPr>
+          <w:vertAlign w:val="superscript"/>
+        </w:rPr>
+        <w:t>ij</w:t>
+      </w:r>
+      <w:r>
+        <w:t>(k) directly, in momentum space, exactly as written in Section 3.1.</w:t>
       </w:r>
     </w:p>
     <w:p>
@@ -1784,7 +2511,40 @@
     </w:p>
     <w:p>
       <w:r>
-        <w:t>Comparing D_F^ij(k)'s denominator, k²+iε, with Δ_F(k)'s k²−m²+iε (Lesson 46) and S_F(p)'s p²−m²+iε (Lesson 47), the photon propagator is exactly the m=0 specialization of the same pole structure, consistent with the photon's masslessness established since Lesson 38.</w:t>
+        <w:t>Comparing D</w:t>
+      </w:r>
+      <w:r>
+        <w:rPr>
+          <w:vertAlign w:val="subscript"/>
+        </w:rPr>
+        <w:t>F</w:t>
+      </w:r>
+      <w:r>
+        <w:rPr>
+          <w:vertAlign w:val="superscript"/>
+        </w:rPr>
+        <w:t>ij</w:t>
+      </w:r>
+      <w:r>
+        <w:t>(k)'s denominator, k²+iε, with Δ</w:t>
+      </w:r>
+      <w:r>
+        <w:rPr>
+          <w:vertAlign w:val="subscript"/>
+        </w:rPr>
+        <w:t>F</w:t>
+      </w:r>
+      <w:r>
+        <w:t>(k)'s k²−m²+iε (Lesson 46) and S</w:t>
+      </w:r>
+      <w:r>
+        <w:rPr>
+          <w:vertAlign w:val="subscript"/>
+        </w:rPr>
+        <w:t>F</w:t>
+      </w:r>
+      <w:r>
+        <w:t>(p)'s p²−m²+iε (Lesson 47), the photon propagator is exactly the m=0 specialization of the same pole structure, consistent with the photon's masslessness established since Lesson 38.</w:t>
       </w:r>
     </w:p>
     <w:p>
@@ -1806,6 +2566,75 @@
     <w:p>
       <w:r>
         <w:t>For calculations, this course uses the covariant object</w:t>
+      </w:r>
+    </w:p>
+    <w:p>
+      <w:pPr>
+        <w:keepNext/>
+        <w:spacing w:before="160" w:after="40"/>
+        <w:jc w:val="center"/>
+      </w:pPr>
+      <w:r>
+        <w:drawing>
+          <wp:inline xmlns:a="http://schemas.openxmlformats.org/drawingml/2006/main" xmlns:pic="http://schemas.openxmlformats.org/drawingml/2006/picture">
+            <wp:extent cx="3840480" cy="715656"/>
+            <wp:docPr id="1" name="Picture 1"/>
+            <wp:cNvGraphicFramePr>
+              <a:graphicFrameLocks noChangeAspect="1"/>
+            </wp:cNvGraphicFramePr>
+            <a:graphic>
+              <a:graphicData uri="http://schemas.openxmlformats.org/drawingml/2006/picture">
+                <pic:pic>
+                  <pic:nvPicPr>
+                    <pic:cNvPr id="0" name="L48_photon.png"/>
+                    <pic:cNvPicPr/>
+                  </pic:nvPicPr>
+                  <pic:blipFill>
+                    <a:blip r:embed="rId11"/>
+                    <a:stretch>
+                      <a:fillRect/>
+                    </a:stretch>
+                  </pic:blipFill>
+                  <pic:spPr>
+                    <a:xfrm>
+                      <a:off x="0" y="0"/>
+                      <a:ext cx="3840480" cy="715656"/>
+                    </a:xfrm>
+                    <a:prstGeom prst="rect"/>
+                  </pic:spPr>
+                </pic:pic>
+              </a:graphicData>
+            </a:graphic>
+          </wp:inline>
+        </w:drawing>
+      </w:r>
+    </w:p>
+    <w:p>
+      <w:pPr>
+        <w:spacing w:after="200"/>
+        <w:jc w:val="center"/>
+      </w:pPr>
+      <w:r>
+        <w:rPr>
+          <w:i/>
+          <w:sz w:val="19"/>
+        </w:rPr>
+        <w:t>Figure 48.1. The Feynman-gauge photon propagator −ig</w:t>
+      </w:r>
+      <w:r>
+        <w:rPr>
+          <w:i/>
+          <w:sz w:val="19"/>
+          <w:vertAlign w:val="subscript"/>
+        </w:rPr>
+        <w:t>μν</w:t>
+      </w:r>
+      <w:r>
+        <w:rPr>
+          <w:i/>
+          <w:sz w:val="19"/>
+        </w:rPr>
+        <w:t>/(k² + iε): a wavy line, no arrow.</w:t>
       </w:r>
     </w:p>
     <w:p>
@@ -1893,7 +2722,16 @@
     </w:p>
     <w:p>
       <w:r>
-        <w:t>a single, Lorentz-covariant expression with no explicit projector, treating all four components of A_μ on an equal footing.</w:t>
+        <w:t>a single, Lorentz-covariant expression with no explicit projector, treating all four components of A</w:t>
+      </w:r>
+      <w:r>
+        <w:rPr>
+          <w:vertAlign w:val="subscript"/>
+        </w:rPr>
+        <w:t>μ</w:t>
+      </w:r>
+      <w:r>
+        <w:t xml:space="preserve"> on an equal footing.</w:t>
       </w:r>
     </w:p>
     <w:p>
@@ -1906,7 +2744,106 @@
     </w:p>
     <w:p>
       <w:r>
-        <w:t>The spatial-spatial part of −ig^μν is −ig^ij; using this course's metric convention g^ij=−δ^ij, this is −i(−δ^ij)=iδ^ij, differing from Section 3.1's Coulomb-gauge numerator i(δ^ij−k̂^ik̂^j) by exactly ik̂^ik̂^j, a term built entirely from the momentum direction k̂ (Exercise 13 verifies this directly).</w:t>
+        <w:t>The spatial-spatial part of −ig</w:t>
+      </w:r>
+      <w:r>
+        <w:rPr>
+          <w:vertAlign w:val="superscript"/>
+        </w:rPr>
+        <w:t>μν</w:t>
+      </w:r>
+      <w:r>
+        <w:t xml:space="preserve"> is −ig</w:t>
+      </w:r>
+      <w:r>
+        <w:rPr>
+          <w:vertAlign w:val="superscript"/>
+        </w:rPr>
+        <w:t>ij</w:t>
+      </w:r>
+      <w:r>
+        <w:t>; using this course's metric convention g</w:t>
+      </w:r>
+      <w:r>
+        <w:rPr>
+          <w:vertAlign w:val="superscript"/>
+        </w:rPr>
+        <w:t>ij</w:t>
+      </w:r>
+      <w:r>
+        <w:t>=−δ</w:t>
+      </w:r>
+      <w:r>
+        <w:rPr>
+          <w:vertAlign w:val="superscript"/>
+        </w:rPr>
+        <w:t>ij</w:t>
+      </w:r>
+      <w:r>
+        <w:t>, this is −i(−δ</w:t>
+      </w:r>
+      <w:r>
+        <w:rPr>
+          <w:vertAlign w:val="superscript"/>
+        </w:rPr>
+        <w:t>ij</w:t>
+      </w:r>
+      <w:r>
+        <w:t>)=iδ</w:t>
+      </w:r>
+      <w:r>
+        <w:rPr>
+          <w:vertAlign w:val="superscript"/>
+        </w:rPr>
+        <w:t>ij</w:t>
+      </w:r>
+      <w:r>
+        <w:t>, differing from Section 3.1's Coulomb-gauge numerator i(δ</w:t>
+      </w:r>
+      <w:r>
+        <w:rPr>
+          <w:vertAlign w:val="superscript"/>
+        </w:rPr>
+        <w:t>ij</w:t>
+      </w:r>
+      <w:r>
+        <w:t>−k̂</w:t>
+      </w:r>
+      <w:r>
+        <w:rPr>
+          <w:vertAlign w:val="superscript"/>
+        </w:rPr>
+        <w:t>i</w:t>
+      </w:r>
+      <w:r>
+        <w:t>k̂</w:t>
+      </w:r>
+      <w:r>
+        <w:rPr>
+          <w:vertAlign w:val="superscript"/>
+        </w:rPr>
+        <w:t>j</w:t>
+      </w:r>
+      <w:r>
+        <w:t>) by exactly ik̂</w:t>
+      </w:r>
+      <w:r>
+        <w:rPr>
+          <w:vertAlign w:val="superscript"/>
+        </w:rPr>
+        <w:t>i</w:t>
+      </w:r>
+      <w:r>
+        <w:t>k̂</w:t>
+      </w:r>
+      <w:r>
+        <w:rPr>
+          <w:vertAlign w:val="superscript"/>
+        </w:rPr>
+        <w:t>j</w:t>
+      </w:r>
+      <w:r>
+        <w:t>, a term built entirely from the momentum direction k̂ (Exercise 13 verifies this directly).</w:t>
       </w:r>
     </w:p>
     <w:p>
@@ -1919,7 +2856,100 @@
     </w:p>
     <w:p>
       <w:r>
-        <w:t>A term proportional to k^ik^j (or, covariantly, k^μk^ν) in a propagator's numerator vanishes when contracted against a conserved current at each end of the internal line: Lesson 42, Section 5, established ∂_μj^μ=0 for the electron current, which in momentum space reads k_μj^μ(k)=0; a piece of the propagator proportional to k^μ, dotted into such a current, gives exactly zero. This suggests, without yet fully proving, that the difference between D_F^μν(k) and the honest Coulomb-gauge result has no effect on any physical amplitude, every internal photon line in this course's diagrams being attached at both ends to a conserved electron current.</w:t>
+        <w:t>A term proportional to k</w:t>
+      </w:r>
+      <w:r>
+        <w:rPr>
+          <w:vertAlign w:val="superscript"/>
+        </w:rPr>
+        <w:t>ik</w:t>
+      </w:r>
+      <w:r>
+        <w:rPr>
+          <w:vertAlign w:val="superscript"/>
+        </w:rPr>
+        <w:t>j</w:t>
+      </w:r>
+      <w:r>
+        <w:t xml:space="preserve"> (or, covariantly, k</w:t>
+      </w:r>
+      <w:r>
+        <w:rPr>
+          <w:vertAlign w:val="superscript"/>
+        </w:rPr>
+        <w:t>μ</w:t>
+      </w:r>
+      <w:r>
+        <w:t>k</w:t>
+      </w:r>
+      <w:r>
+        <w:rPr>
+          <w:vertAlign w:val="superscript"/>
+        </w:rPr>
+        <w:t>ν</w:t>
+      </w:r>
+      <w:r>
+        <w:t>) in a propagator's numerator vanishes when contracted against a conserved current at each end of the internal line: Lesson 42, Section 5, established ∂</w:t>
+      </w:r>
+      <w:r>
+        <w:rPr>
+          <w:vertAlign w:val="subscript"/>
+        </w:rPr>
+        <w:t>μ</w:t>
+      </w:r>
+      <w:r>
+        <w:t>j</w:t>
+      </w:r>
+      <w:r>
+        <w:rPr>
+          <w:vertAlign w:val="superscript"/>
+        </w:rPr>
+        <w:t>μ</w:t>
+      </w:r>
+      <w:r>
+        <w:t>=0 for the electron current, which in momentum space reads k</w:t>
+      </w:r>
+      <w:r>
+        <w:rPr>
+          <w:vertAlign w:val="subscript"/>
+        </w:rPr>
+        <w:t>μ</w:t>
+      </w:r>
+      <w:r>
+        <w:t>j</w:t>
+      </w:r>
+      <w:r>
+        <w:rPr>
+          <w:vertAlign w:val="superscript"/>
+        </w:rPr>
+        <w:t>μ</w:t>
+      </w:r>
+      <w:r>
+        <w:t>(k)=0; a piece of the propagator proportional to k</w:t>
+      </w:r>
+      <w:r>
+        <w:rPr>
+          <w:vertAlign w:val="superscript"/>
+        </w:rPr>
+        <w:t>μ</w:t>
+      </w:r>
+      <w:r>
+        <w:t>, dotted into such a current, gives exactly zero. This suggests, without yet fully proving, that the difference between D</w:t>
+      </w:r>
+      <w:r>
+        <w:rPr>
+          <w:vertAlign w:val="subscript"/>
+        </w:rPr>
+        <w:t>F</w:t>
+      </w:r>
+      <w:r>
+        <w:rPr>
+          <w:vertAlign w:val="superscript"/>
+        </w:rPr>
+        <w:t>μν</w:t>
+      </w:r>
+      <w:r>
+        <w:t>(k) and the honest Coulomb-gauge result has no effect on any physical amplitude, every internal photon line in this course's diagrams being attached at both ends to a conserved electron current.</w:t>
       </w:r>
     </w:p>
     <w:p>
@@ -1933,7 +2963,25 @@
     </w:p>
     <w:p>
       <w:r>
-        <w:t>State precisely what this section's argument has not yet shown. Section 4.3's argument treats the current at each vertex as exactly conserved, ∂_μj^μ=0, which is a property of the classical field equations (Lesson 42); a complete argument needs to confirm that this conservation survives intact at the level of the full quantum scattering amplitude, including all the bookkeeping of the perturbative expansion not yet developed (Lesson 50 onward), and stated as the Ward identity. This lesson gives the physical idea; Lesson 72 gives the proof.</w:t>
+        <w:t>State precisely what this section's argument has not yet shown. Section 4.3's argument treats the current at each vertex as exactly conserved, ∂</w:t>
+      </w:r>
+      <w:r>
+        <w:rPr>
+          <w:vertAlign w:val="subscript"/>
+        </w:rPr>
+        <w:t>μ</w:t>
+      </w:r>
+      <w:r>
+        <w:t>j</w:t>
+      </w:r>
+      <w:r>
+        <w:rPr>
+          <w:vertAlign w:val="superscript"/>
+        </w:rPr>
+        <w:t>μ</w:t>
+      </w:r>
+      <w:r>
+        <w:t>=0, which is a property of the classical field equations (Lesson 42); a complete argument needs to confirm that this conservation survives intact at the level of the full quantum scattering amplitude, including all the bookkeeping of the perturbative expansion not yet developed (Lesson 50 onward), and stated as the Ward identity. This lesson gives the physical idea; Lesson 72 gives the proof.</w:t>
       </w:r>
     </w:p>
     <w:p>
@@ -2017,7 +3065,16 @@
           </w:tcPr>
           <w:p>
             <w:r>
-              <w:t>D^ij(x−y) built from the transverse polarization sum</w:t>
+              <w:t>D</w:t>
+            </w:r>
+            <w:r>
+              <w:rPr>
+                <w:vertAlign w:val="superscript"/>
+              </w:rPr>
+              <w:t>ij</w:t>
+            </w:r>
+            <w:r>
+              <w:t>(x−y) built from the transverse polarization sum</w:t>
             </w:r>
           </w:p>
         </w:tc>
@@ -2054,7 +3111,49 @@
           </w:tcPr>
           <w:p>
             <w:r>
-              <w:t>D_F^ij(k)=i(δ^ij−k̂^ik̂^j)/(k²+iε)</w:t>
+              <w:t>D</w:t>
+            </w:r>
+            <w:r>
+              <w:rPr>
+                <w:vertAlign w:val="subscript"/>
+              </w:rPr>
+              <w:t>F</w:t>
+            </w:r>
+            <w:r>
+              <w:rPr>
+                <w:vertAlign w:val="superscript"/>
+              </w:rPr>
+              <w:t>ij</w:t>
+            </w:r>
+            <w:r>
+              <w:t>(k)=i(δ</w:t>
+            </w:r>
+            <w:r>
+              <w:rPr>
+                <w:vertAlign w:val="superscript"/>
+              </w:rPr>
+              <w:t>ij</w:t>
+            </w:r>
+            <w:r>
+              <w:t>−k̂</w:t>
+            </w:r>
+            <w:r>
+              <w:rPr>
+                <w:vertAlign w:val="superscript"/>
+              </w:rPr>
+              <w:t>i</w:t>
+            </w:r>
+            <w:r>
+              <w:t>k̂</w:t>
+            </w:r>
+            <w:r>
+              <w:rPr>
+                <w:vertAlign w:val="superscript"/>
+              </w:rPr>
+              <w:t>j</w:t>
+            </w:r>
+            <w:r>
+              <w:t>)/(k²+iε)</w:t>
             </w:r>
           </w:p>
         </w:tc>
@@ -2091,7 +3190,31 @@
           </w:tcPr>
           <w:p>
             <w:r>
-              <w:t>D_F^μν(k)=−ig^μν/(k²+iε)</w:t>
+              <w:t>D</w:t>
+            </w:r>
+            <w:r>
+              <w:rPr>
+                <w:vertAlign w:val="subscript"/>
+              </w:rPr>
+              <w:t>F</w:t>
+            </w:r>
+            <w:r>
+              <w:rPr>
+                <w:vertAlign w:val="superscript"/>
+              </w:rPr>
+              <w:t>μν</w:t>
+            </w:r>
+            <w:r>
+              <w:t>(k)=−ig</w:t>
+            </w:r>
+            <w:r>
+              <w:rPr>
+                <w:vertAlign w:val="superscript"/>
+              </w:rPr>
+              <w:t>μν</w:t>
+            </w:r>
+            <w:r>
+              <w:t>/(k²+iε)</w:t>
             </w:r>
           </w:p>
         </w:tc>
@@ -2128,7 +3251,25 @@
           </w:tcPr>
           <w:p>
             <w:r>
-              <w:t>k^μk^ν terms vanishing against a conserved current</w:t>
+              <w:t>k</w:t>
+            </w:r>
+            <w:r>
+              <w:rPr>
+                <w:vertAlign w:val="superscript"/>
+              </w:rPr>
+              <w:t>μ</w:t>
+            </w:r>
+            <w:r>
+              <w:t>k</w:t>
+            </w:r>
+            <w:r>
+              <w:rPr>
+                <w:vertAlign w:val="superscript"/>
+              </w:rPr>
+              <w:t>ν</w:t>
+            </w:r>
+            <w:r>
+              <w:t xml:space="preserve"> terms vanishing against a conserved current</w:t>
             </w:r>
           </w:p>
         </w:tc>
@@ -2210,7 +3351,61 @@
         </w:numPr>
       </w:pPr>
       <w:r>
-        <w:t>D^ij(x−y)=⟨0|A^i(x)A^j(y)|0⟩ is built directly from Lesson 38's mode expansion and carries the transverse projector δ^ij−k̂^ik̂^j.</w:t>
+        <w:t>D</w:t>
+      </w:r>
+      <w:r>
+        <w:rPr>
+          <w:vertAlign w:val="superscript"/>
+        </w:rPr>
+        <w:t>ij</w:t>
+      </w:r>
+      <w:r>
+        <w:t>(x−y)=⟨0|A</w:t>
+      </w:r>
+      <w:r>
+        <w:rPr>
+          <w:vertAlign w:val="superscript"/>
+        </w:rPr>
+        <w:t>i</w:t>
+      </w:r>
+      <w:r>
+        <w:t>(x)A</w:t>
+      </w:r>
+      <w:r>
+        <w:rPr>
+          <w:vertAlign w:val="superscript"/>
+        </w:rPr>
+        <w:t>j</w:t>
+      </w:r>
+      <w:r>
+        <w:t>(y)|0⟩ is built directly from Lesson 38's mode expansion and carries the transverse projector δ</w:t>
+      </w:r>
+      <w:r>
+        <w:rPr>
+          <w:vertAlign w:val="superscript"/>
+        </w:rPr>
+        <w:t>ij</w:t>
+      </w:r>
+      <w:r>
+        <w:t>−k̂</w:t>
+      </w:r>
+      <w:r>
+        <w:rPr>
+          <w:vertAlign w:val="superscript"/>
+        </w:rPr>
+        <w:t>i</w:t>
+      </w:r>
+      <w:r>
+        <w:t>k̂</w:t>
+      </w:r>
+      <w:r>
+        <w:rPr>
+          <w:vertAlign w:val="superscript"/>
+        </w:rPr>
+        <w:t>j</w:t>
+      </w:r>
+      <w:r>
+        <w:t>.</w:t>
       </w:r>
     </w:p>
     <w:p>
@@ -2222,7 +3417,31 @@
         </w:numPr>
       </w:pPr>
       <w:r>
-        <w:t>Time-ordering, with no extra sign (A^i is bosonic), gives D_F^ij(x−y).</w:t>
+        <w:t>Time-ordering, with no extra sign (A</w:t>
+      </w:r>
+      <w:r>
+        <w:rPr>
+          <w:vertAlign w:val="superscript"/>
+        </w:rPr>
+        <w:t>i</w:t>
+      </w:r>
+      <w:r>
+        <w:t xml:space="preserve"> is bosonic), gives D</w:t>
+      </w:r>
+      <w:r>
+        <w:rPr>
+          <w:vertAlign w:val="subscript"/>
+        </w:rPr>
+        <w:t>F</w:t>
+      </w:r>
+      <w:r>
+        <w:rPr>
+          <w:vertAlign w:val="superscript"/>
+        </w:rPr>
+        <w:t>ij</w:t>
+      </w:r>
+      <w:r>
+        <w:t>(x−y).</w:t>
       </w:r>
     </w:p>
     <w:p>
@@ -2234,7 +3453,49 @@
         </w:numPr>
       </w:pPr>
       <w:r>
-        <w:t>In momentum space, D_F^ij(k)=i(δ^ij−k̂^ik̂^j)/(k²+iε), verified by the same substitution check used in Lesson 46, up to a nonlocal position-space structure this course does not need explicitly.</w:t>
+        <w:t>In momentum space, D</w:t>
+      </w:r>
+      <w:r>
+        <w:rPr>
+          <w:vertAlign w:val="subscript"/>
+        </w:rPr>
+        <w:t>F</w:t>
+      </w:r>
+      <w:r>
+        <w:rPr>
+          <w:vertAlign w:val="superscript"/>
+        </w:rPr>
+        <w:t>ij</w:t>
+      </w:r>
+      <w:r>
+        <w:t>(k)=i(δ</w:t>
+      </w:r>
+      <w:r>
+        <w:rPr>
+          <w:vertAlign w:val="superscript"/>
+        </w:rPr>
+        <w:t>ij</w:t>
+      </w:r>
+      <w:r>
+        <w:t>−k̂</w:t>
+      </w:r>
+      <w:r>
+        <w:rPr>
+          <w:vertAlign w:val="superscript"/>
+        </w:rPr>
+        <w:t>i</w:t>
+      </w:r>
+      <w:r>
+        <w:t>k̂</w:t>
+      </w:r>
+      <w:r>
+        <w:rPr>
+          <w:vertAlign w:val="superscript"/>
+        </w:rPr>
+        <w:t>j</w:t>
+      </w:r>
+      <w:r>
+        <w:t>)/(k²+iε), verified by the same substitution check used in Lesson 46, up to a nonlocal position-space structure this course does not need explicitly.</w:t>
       </w:r>
     </w:p>
     <w:p>
@@ -2258,7 +3519,46 @@
         </w:numPr>
       </w:pPr>
       <w:r>
-        <w:t>The covariant Feynman-gauge propagator D_F^μν(k)=−ig^μν/(k²+iε) is used in practice; its spatial block differs from the Coulomb-gauge result by a term proportional to k^ik^j.</w:t>
+        <w:t>The covariant Feynman-gauge propagator D</w:t>
+      </w:r>
+      <w:r>
+        <w:rPr>
+          <w:vertAlign w:val="subscript"/>
+        </w:rPr>
+        <w:t>F</w:t>
+      </w:r>
+      <w:r>
+        <w:rPr>
+          <w:vertAlign w:val="superscript"/>
+        </w:rPr>
+        <w:t>μν</w:t>
+      </w:r>
+      <w:r>
+        <w:t>(k)=−ig</w:t>
+      </w:r>
+      <w:r>
+        <w:rPr>
+          <w:vertAlign w:val="superscript"/>
+        </w:rPr>
+        <w:t>μν</w:t>
+      </w:r>
+      <w:r>
+        <w:t>/(k²+iε) is used in practice; its spatial block differs from the Coulomb-gauge result by a term proportional to k</w:t>
+      </w:r>
+      <w:r>
+        <w:rPr>
+          <w:vertAlign w:val="superscript"/>
+        </w:rPr>
+        <w:t>ik</w:t>
+      </w:r>
+      <w:r>
+        <w:rPr>
+          <w:vertAlign w:val="superscript"/>
+        </w:rPr>
+        <w:t>j</w:t>
+      </w:r>
+      <w:r>
+        <w:t>.</w:t>
       </w:r>
     </w:p>
     <w:p>
@@ -2270,7 +3570,25 @@
         </w:numPr>
       </w:pPr>
       <w:r>
-        <w:t>Such k^μk^ν terms vanish when contracted with a conserved current, a first, physical argument for gauge independence, made fully rigorous only in Lesson 72.</w:t>
+        <w:t>Such k</w:t>
+      </w:r>
+      <w:r>
+        <w:rPr>
+          <w:vertAlign w:val="superscript"/>
+        </w:rPr>
+        <w:t>μ</w:t>
+      </w:r>
+      <w:r>
+        <w:t>k</w:t>
+      </w:r>
+      <w:r>
+        <w:rPr>
+          <w:vertAlign w:val="superscript"/>
+        </w:rPr>
+        <w:t>ν</w:t>
+      </w:r>
+      <w:r>
+        <w:t xml:space="preserve"> terms vanish when contracted with a conserved current, a first, physical argument for gauge independence, made fully rigorous only in Lesson 72.</w:t>
       </w:r>
     </w:p>
     <w:p>
@@ -2371,7 +3689,64 @@
           </w:tcPr>
           <w:p>
             <w:r>
-              <w:t>Write out A^i(x)'s mode expansion in the style of Lesson 38 and use ⟨0|A^i(x)|k,λ⟩=ε_λ^i(k)e^(−ikx) to derive Section 1.1's formula for D^ij(x−y), showing each step.</w:t>
+              <w:rPr>
+                <w:b/>
+              </w:rPr>
+              <w:t>Extension.</w:t>
+            </w:r>
+            <w:r>
+              <w:t xml:space="preserve"> Write out A</w:t>
+            </w:r>
+            <w:r>
+              <w:rPr>
+                <w:vertAlign w:val="superscript"/>
+              </w:rPr>
+              <w:t>i</w:t>
+            </w:r>
+            <w:r>
+              <w:t>(x)'s mode expansion in the style of Lesson 38 and use ⟨0|A</w:t>
+            </w:r>
+            <w:r>
+              <w:rPr>
+                <w:vertAlign w:val="superscript"/>
+              </w:rPr>
+              <w:t>i</w:t>
+            </w:r>
+            <w:r>
+              <w:t>(x)|k,λ⟩=ε</w:t>
+            </w:r>
+            <w:r>
+              <w:rPr>
+                <w:vertAlign w:val="subscript"/>
+              </w:rPr>
+              <w:t>λ</w:t>
+            </w:r>
+            <w:r>
+              <w:rPr>
+                <w:vertAlign w:val="superscript"/>
+              </w:rPr>
+              <w:t>i</w:t>
+            </w:r>
+            <w:r>
+              <w:t>(k)e</w:t>
+            </w:r>
+            <w:r>
+              <w:rPr>
+                <w:vertAlign w:val="superscript"/>
+              </w:rPr>
+              <w:t>−ikx</w:t>
+            </w:r>
+            <w:r>
+              <w:t xml:space="preserve"> to derive Section 1.1's formula for D</w:t>
+            </w:r>
+            <w:r>
+              <w:rPr>
+                <w:vertAlign w:val="superscript"/>
+              </w:rPr>
+              <w:t>ij</w:t>
+            </w:r>
+            <w:r>
+              <w:t>(x−y), showing each step.</w:t>
             </w:r>
           </w:p>
         </w:tc>
@@ -2409,7 +3784,124 @@
           </w:tcPr>
           <w:p>
             <w:r>
-              <w:t>Substitute the transverse polarization sum Σ_λε_λ^iε_λ^j=δ^ij−k̂^ik̂^j into the result of Exercise 1 to obtain D^ij(x−y)=∫d³k/((2π)³2ω)(δ^ij−k̂^ik̂^j)e^(−ik(x−y)).</w:t>
+              <w:rPr>
+                <w:b/>
+              </w:rPr>
+              <w:t>Core.</w:t>
+            </w:r>
+            <w:r>
+              <w:t xml:space="preserve"> Substitute the transverse polarization sum Σ</w:t>
+            </w:r>
+            <w:r>
+              <w:rPr>
+                <w:vertAlign w:val="subscript"/>
+              </w:rPr>
+              <w:t>λ</w:t>
+            </w:r>
+            <w:r>
+              <w:t>ε</w:t>
+            </w:r>
+            <w:r>
+              <w:rPr>
+                <w:vertAlign w:val="subscript"/>
+              </w:rPr>
+              <w:t>λ</w:t>
+            </w:r>
+            <w:r>
+              <w:rPr>
+                <w:vertAlign w:val="superscript"/>
+              </w:rPr>
+              <w:t>i</w:t>
+            </w:r>
+            <w:r>
+              <w:t>ε</w:t>
+            </w:r>
+            <w:r>
+              <w:rPr>
+                <w:vertAlign w:val="subscript"/>
+              </w:rPr>
+              <w:t>λ</w:t>
+            </w:r>
+            <w:r>
+              <w:rPr>
+                <w:vertAlign w:val="superscript"/>
+              </w:rPr>
+              <w:t>j</w:t>
+            </w:r>
+            <w:r>
+              <w:t>=δ</w:t>
+            </w:r>
+            <w:r>
+              <w:rPr>
+                <w:vertAlign w:val="superscript"/>
+              </w:rPr>
+              <w:t>ij</w:t>
+            </w:r>
+            <w:r>
+              <w:t>−k̂</w:t>
+            </w:r>
+            <w:r>
+              <w:rPr>
+                <w:vertAlign w:val="superscript"/>
+              </w:rPr>
+              <w:t>i</w:t>
+            </w:r>
+            <w:r>
+              <w:t>k̂</w:t>
+            </w:r>
+            <w:r>
+              <w:rPr>
+                <w:vertAlign w:val="superscript"/>
+              </w:rPr>
+              <w:t>j</w:t>
+            </w:r>
+            <w:r>
+              <w:t xml:space="preserve"> into the result of Exercise 1 to obtain D</w:t>
+            </w:r>
+            <w:r>
+              <w:rPr>
+                <w:vertAlign w:val="superscript"/>
+              </w:rPr>
+              <w:t>ij</w:t>
+            </w:r>
+            <w:r>
+              <w:t>(x−y)=∫d³k/((2π)³2ω)(δ</w:t>
+            </w:r>
+            <w:r>
+              <w:rPr>
+                <w:vertAlign w:val="superscript"/>
+              </w:rPr>
+              <w:t>ij</w:t>
+            </w:r>
+            <w:r>
+              <w:t>−k̂</w:t>
+            </w:r>
+            <w:r>
+              <w:rPr>
+                <w:vertAlign w:val="superscript"/>
+              </w:rPr>
+              <w:t>i</w:t>
+            </w:r>
+            <w:r>
+              <w:t>k̂</w:t>
+            </w:r>
+            <w:r>
+              <w:rPr>
+                <w:vertAlign w:val="superscript"/>
+              </w:rPr>
+              <w:t>j</w:t>
+            </w:r>
+            <w:r>
+              <w:t>)e</w:t>
+            </w:r>
+            <w:r>
+              <w:rPr>
+                <w:vertAlign w:val="superscript"/>
+              </w:rPr>
+              <w:t>−ik(x−y)</w:t>
+            </w:r>
+            <w:r>
+              <w:t>.</w:t>
             </w:r>
           </w:p>
         </w:tc>
@@ -2445,7 +3937,31 @@
           </w:tcPr>
           <w:p>
             <w:r>
-              <w:t>Explain, referring to Worked example 1, why the photon's status as its own antiparticle means D^ij(y−x) uses the identical polarization sum as D^ij(x−y), only with x and y exchanged.</w:t>
+              <w:rPr>
+                <w:b/>
+              </w:rPr>
+              <w:t>Extension.</w:t>
+            </w:r>
+            <w:r>
+              <w:t xml:space="preserve"> Explain, referring to Worked example 1, why the photon's status as its own antiparticle means D</w:t>
+            </w:r>
+            <w:r>
+              <w:rPr>
+                <w:vertAlign w:val="superscript"/>
+              </w:rPr>
+              <w:t>ij</w:t>
+            </w:r>
+            <w:r>
+              <w:t>(y−x) uses the identical polarization sum as D</w:t>
+            </w:r>
+            <w:r>
+              <w:rPr>
+                <w:vertAlign w:val="superscript"/>
+              </w:rPr>
+              <w:t>ij</w:t>
+            </w:r>
+            <w:r>
+              <w:t>(x−y), only with x and y exchanged.</w:t>
             </w:r>
           </w:p>
         </w:tc>
@@ -2483,7 +3999,28 @@
           </w:tcPr>
           <w:p>
             <w:r>
-              <w:t>State the bosonic time-ordering definition for D_F^ij(x−y) and explain, citing Lesson 47, Section 1.1, why no extra minus sign appears here.</w:t>
+              <w:rPr>
+                <w:b/>
+              </w:rPr>
+              <w:t>Core.</w:t>
+            </w:r>
+            <w:r>
+              <w:t xml:space="preserve"> State the bosonic time-ordering definition for D</w:t>
+            </w:r>
+            <w:r>
+              <w:rPr>
+                <w:vertAlign w:val="subscript"/>
+              </w:rPr>
+              <w:t>F</w:t>
+            </w:r>
+            <w:r>
+              <w:rPr>
+                <w:vertAlign w:val="superscript"/>
+              </w:rPr>
+              <w:t>ij</w:t>
+            </w:r>
+            <w:r>
+              <w:t>(x−y) and explain, citing Lesson 47, Section 1.1, why no extra minus sign appears here.</w:t>
             </w:r>
           </w:p>
         </w:tc>
@@ -2519,7 +4056,22 @@
           </w:tcPr>
           <w:p>
             <w:r>
-              <w:t>Explain, referencing Lesson 38's A⁰=0 gauge choice, why this lesson's construction treats only A^i, and state what additional ingredient a fully covariant treatment would need.</w:t>
+              <w:rPr>
+                <w:b/>
+              </w:rPr>
+              <w:t>Extension.</w:t>
+            </w:r>
+            <w:r>
+              <w:t xml:space="preserve"> Explain, referencing Lesson 38's A⁰=0 gauge choice, why this lesson's construction treats only A</w:t>
+            </w:r>
+            <w:r>
+              <w:rPr>
+                <w:vertAlign w:val="superscript"/>
+              </w:rPr>
+              <w:t>i</w:t>
+            </w:r>
+            <w:r>
+              <w:t>, and state what additional ingredient a fully covariant treatment would need.</w:t>
             </w:r>
           </w:p>
         </w:tc>
@@ -2557,7 +4109,40 @@
           </w:tcPr>
           <w:p>
             <w:r>
-              <w:t>Verify □_xe^(−ik(x−y))=−k²e^(−ik(x−y)) for k²=(k⁰)²−|k|², following the method of Lesson 46, Exercise 9, adapted to the massless case.</w:t>
+              <w:rPr>
+                <w:b/>
+              </w:rPr>
+              <w:t>Core.</w:t>
+            </w:r>
+            <w:r>
+              <w:t xml:space="preserve"> Verify □</w:t>
+            </w:r>
+            <w:r>
+              <w:rPr>
+                <w:vertAlign w:val="subscript"/>
+              </w:rPr>
+              <w:t>x</w:t>
+            </w:r>
+            <w:r>
+              <w:t>e</w:t>
+            </w:r>
+            <w:r>
+              <w:rPr>
+                <w:vertAlign w:val="superscript"/>
+              </w:rPr>
+              <w:t>−ik(x−y)</w:t>
+            </w:r>
+            <w:r>
+              <w:t>=−k²e</w:t>
+            </w:r>
+            <w:r>
+              <w:rPr>
+                <w:vertAlign w:val="superscript"/>
+              </w:rPr>
+              <w:t>−ik(x−y)</w:t>
+            </w:r>
+            <w:r>
+              <w:t xml:space="preserve"> for k²=(k⁰)²−|k|², following the method of Lesson 46, Exercise 9, adapted to the massless case.</w:t>
             </w:r>
           </w:p>
         </w:tc>
@@ -2593,7 +4178,73 @@
           </w:tcPr>
           <w:p>
             <w:r>
-              <w:t>Apply □_x to the proposed D_F^ij(k) of Section 3.1 and show it reduces to −i∫d⁴k/(2π)⁴(δ^ij−k̂^ik̂^j)k²/(k²+iε)e^(−ik(x−y)), paralleling Lesson 46, Exercise 10.</w:t>
+              <w:rPr>
+                <w:b/>
+              </w:rPr>
+              <w:t>Core.</w:t>
+            </w:r>
+            <w:r>
+              <w:t xml:space="preserve"> Apply □</w:t>
+            </w:r>
+            <w:r>
+              <w:rPr>
+                <w:vertAlign w:val="subscript"/>
+              </w:rPr>
+              <w:t>x</w:t>
+            </w:r>
+            <w:r>
+              <w:t xml:space="preserve"> to the proposed D</w:t>
+            </w:r>
+            <w:r>
+              <w:rPr>
+                <w:vertAlign w:val="subscript"/>
+              </w:rPr>
+              <w:t>F</w:t>
+            </w:r>
+            <w:r>
+              <w:rPr>
+                <w:vertAlign w:val="superscript"/>
+              </w:rPr>
+              <w:t>ij</w:t>
+            </w:r>
+            <w:r>
+              <w:t>(k) of Section 3.1 and show it reduces to −i∫d⁴k/(2π)⁴(δ</w:t>
+            </w:r>
+            <w:r>
+              <w:rPr>
+                <w:vertAlign w:val="superscript"/>
+              </w:rPr>
+              <w:t>ij</w:t>
+            </w:r>
+            <w:r>
+              <w:t>−k̂</w:t>
+            </w:r>
+            <w:r>
+              <w:rPr>
+                <w:vertAlign w:val="superscript"/>
+              </w:rPr>
+              <w:t>i</w:t>
+            </w:r>
+            <w:r>
+              <w:t>k̂</w:t>
+            </w:r>
+            <w:r>
+              <w:rPr>
+                <w:vertAlign w:val="superscript"/>
+              </w:rPr>
+              <w:t>j</w:t>
+            </w:r>
+            <w:r>
+              <w:t>)k²/(k²+iε)e</w:t>
+            </w:r>
+            <w:r>
+              <w:rPr>
+                <w:vertAlign w:val="superscript"/>
+              </w:rPr>
+              <w:t>−ik(x−y)</w:t>
+            </w:r>
+            <w:r>
+              <w:t>, paralleling Lesson 46, Exercise 10.</w:t>
             </w:r>
           </w:p>
         </w:tc>
@@ -2631,7 +4282,13 @@
           </w:tcPr>
           <w:p>
             <w:r>
-              <w:t>Explain why k²/(k²+iε)→1 as ε→0⁺ away from the pole, as in Lesson 46, Exercise 11, and use this to simplify Exercise 7's result.</w:t>
+              <w:rPr>
+                <w:b/>
+              </w:rPr>
+              <w:t>Core.</w:t>
+            </w:r>
+            <w:r>
+              <w:t xml:space="preserve"> Explain why k²/(k²+iε)→1 as ε→0⁺ away from the pole, as in Lesson 46, Exercise 11, and use this to simplify Exercise 7's result.</w:t>
             </w:r>
           </w:p>
         </w:tc>
@@ -2667,7 +4324,22 @@
           </w:tcPr>
           <w:p>
             <w:r>
-              <w:t>Separate the k⁰ integral from Exercise 8's result and show ∫dk⁰/(2π)e^(−ik⁰(x⁰−y⁰))=δ(x⁰−y⁰).</w:t>
+              <w:rPr>
+                <w:b/>
+              </w:rPr>
+              <w:t>Core.</w:t>
+            </w:r>
+            <w:r>
+              <w:t xml:space="preserve"> Separate the k⁰ integral from Exercise 8's result and show ∫dk⁰/(2π)e</w:t>
+            </w:r>
+            <w:r>
+              <w:rPr>
+                <w:vertAlign w:val="superscript"/>
+              </w:rPr>
+              <w:t>−ik⁰(x⁰−y⁰)</w:t>
+            </w:r>
+            <w:r>
+              <w:t>=δ(x⁰−y⁰).</w:t>
             </w:r>
           </w:p>
         </w:tc>
@@ -2705,7 +4377,49 @@
           </w:tcPr>
           <w:p>
             <w:r>
-              <w:t>Explain why the remaining three-dimensional integral, ∫d³k/(2π)³(δ^ij−k̂^ik̂^j)e^(ik·(x−y)), is not simply proportional to δ³(x−y), identifying which factor is responsible.</w:t>
+              <w:rPr>
+                <w:b/>
+              </w:rPr>
+              <w:t>Extension.</w:t>
+            </w:r>
+            <w:r>
+              <w:t xml:space="preserve"> Explain why the remaining three-dimensional integral, ∫d³k/(2π)³(δ</w:t>
+            </w:r>
+            <w:r>
+              <w:rPr>
+                <w:vertAlign w:val="superscript"/>
+              </w:rPr>
+              <w:t>ij</w:t>
+            </w:r>
+            <w:r>
+              <w:t>−k̂</w:t>
+            </w:r>
+            <w:r>
+              <w:rPr>
+                <w:vertAlign w:val="superscript"/>
+              </w:rPr>
+              <w:t>i</w:t>
+            </w:r>
+            <w:r>
+              <w:t>k̂</w:t>
+            </w:r>
+            <w:r>
+              <w:rPr>
+                <w:vertAlign w:val="superscript"/>
+              </w:rPr>
+              <w:t>j</w:t>
+            </w:r>
+            <w:r>
+              <w:t>)e</w:t>
+            </w:r>
+            <w:r>
+              <w:rPr>
+                <w:vertAlign w:val="superscript"/>
+              </w:rPr>
+              <w:t>ik·(x−y)</w:t>
+            </w:r>
+            <w:r>
+              <w:t>, is not simply proportional to δ³(x−y), identifying which factor is responsible.</w:t>
             </w:r>
           </w:p>
         </w:tc>
@@ -2741,7 +4455,46 @@
           </w:tcPr>
           <w:p>
             <w:r>
-              <w:t>Compare the pole structure of D_F^ij(k) (denominator k²+iε) with S_F(p) (denominator p²−m²+iε, Lesson 47) and Δ_F(k) (denominator k²−m²+iε, Lesson 46), and state what setting m=0 in the latter two would give.</w:t>
+              <w:rPr>
+                <w:b/>
+              </w:rPr>
+              <w:t>Extension.</w:t>
+            </w:r>
+            <w:r>
+              <w:t xml:space="preserve"> Compare the pole structure of D</w:t>
+            </w:r>
+            <w:r>
+              <w:rPr>
+                <w:vertAlign w:val="subscript"/>
+              </w:rPr>
+              <w:t>F</w:t>
+            </w:r>
+            <w:r>
+              <w:rPr>
+                <w:vertAlign w:val="superscript"/>
+              </w:rPr>
+              <w:t>ij</w:t>
+            </w:r>
+            <w:r>
+              <w:t>(k) (denominator k²+iε) with S</w:t>
+            </w:r>
+            <w:r>
+              <w:rPr>
+                <w:vertAlign w:val="subscript"/>
+              </w:rPr>
+              <w:t>F</w:t>
+            </w:r>
+            <w:r>
+              <w:t>(p) (denominator p²−m²+iε, Lesson 47) and Δ</w:t>
+            </w:r>
+            <w:r>
+              <w:rPr>
+                <w:vertAlign w:val="subscript"/>
+              </w:rPr>
+              <w:t>F</w:t>
+            </w:r>
+            <w:r>
+              <w:t>(k) (denominator k²−m²+iε, Lesson 46), and state what setting m=0 in the latter two would give.</w:t>
             </w:r>
           </w:p>
         </w:tc>
@@ -2779,7 +4532,37 @@
           </w:tcPr>
           <w:p>
             <w:r>
-              <w:t>Write down D_F^μν(k)=−ig^μν/(k²+iε) and identify its μ=ν=0 (timelike) component, −ig⁰⁰/(k²+iε), evaluating g⁰⁰ from this course's metric convention.</w:t>
+              <w:rPr>
+                <w:b/>
+              </w:rPr>
+              <w:t>Core.</w:t>
+            </w:r>
+            <w:r>
+              <w:t xml:space="preserve"> Write down D</w:t>
+            </w:r>
+            <w:r>
+              <w:rPr>
+                <w:vertAlign w:val="subscript"/>
+              </w:rPr>
+              <w:t>F</w:t>
+            </w:r>
+            <w:r>
+              <w:rPr>
+                <w:vertAlign w:val="superscript"/>
+              </w:rPr>
+              <w:t>μν</w:t>
+            </w:r>
+            <w:r>
+              <w:t>(k)=−ig</w:t>
+            </w:r>
+            <w:r>
+              <w:rPr>
+                <w:vertAlign w:val="superscript"/>
+              </w:rPr>
+              <w:t>μν</w:t>
+            </w:r>
+            <w:r>
+              <w:t>/(k²+iε) and identify its μ=ν=0 (timelike) component, −ig⁰⁰/(k²+iε), evaluating g⁰⁰ from this course's metric convention.</w:t>
             </w:r>
           </w:p>
         </w:tc>
@@ -2815,7 +4598,94 @@
           </w:tcPr>
           <w:p>
             <w:r>
-              <w:t>Using g^ij=−δ^ij, show that the spatial block of −ig^μν is iδ^ij, and compute its difference from Section 3.1's i(δ^ij−k̂^ik̂^j), confirming the difference is ik̂^ik̂^j.</w:t>
+              <w:rPr>
+                <w:b/>
+              </w:rPr>
+              <w:t>Core.</w:t>
+            </w:r>
+            <w:r>
+              <w:t xml:space="preserve"> Using g</w:t>
+            </w:r>
+            <w:r>
+              <w:rPr>
+                <w:vertAlign w:val="superscript"/>
+              </w:rPr>
+              <w:t>ij</w:t>
+            </w:r>
+            <w:r>
+              <w:t>=−δ</w:t>
+            </w:r>
+            <w:r>
+              <w:rPr>
+                <w:vertAlign w:val="superscript"/>
+              </w:rPr>
+              <w:t>ij</w:t>
+            </w:r>
+            <w:r>
+              <w:t>, show that the spatial block of −ig</w:t>
+            </w:r>
+            <w:r>
+              <w:rPr>
+                <w:vertAlign w:val="superscript"/>
+              </w:rPr>
+              <w:t>μν</w:t>
+            </w:r>
+            <w:r>
+              <w:t xml:space="preserve"> is iδ</w:t>
+            </w:r>
+            <w:r>
+              <w:rPr>
+                <w:vertAlign w:val="superscript"/>
+              </w:rPr>
+              <w:t>ij</w:t>
+            </w:r>
+            <w:r>
+              <w:t>, and compute its difference from Section 3.1's i(δ</w:t>
+            </w:r>
+            <w:r>
+              <w:rPr>
+                <w:vertAlign w:val="superscript"/>
+              </w:rPr>
+              <w:t>ij</w:t>
+            </w:r>
+            <w:r>
+              <w:t>−k̂</w:t>
+            </w:r>
+            <w:r>
+              <w:rPr>
+                <w:vertAlign w:val="superscript"/>
+              </w:rPr>
+              <w:t>i</w:t>
+            </w:r>
+            <w:r>
+              <w:t>k̂</w:t>
+            </w:r>
+            <w:r>
+              <w:rPr>
+                <w:vertAlign w:val="superscript"/>
+              </w:rPr>
+              <w:t>j</w:t>
+            </w:r>
+            <w:r>
+              <w:t>), confirming the difference is ik̂</w:t>
+            </w:r>
+            <w:r>
+              <w:rPr>
+                <w:vertAlign w:val="superscript"/>
+              </w:rPr>
+              <w:t>i</w:t>
+            </w:r>
+            <w:r>
+              <w:t>k̂</w:t>
+            </w:r>
+            <w:r>
+              <w:rPr>
+                <w:vertAlign w:val="superscript"/>
+              </w:rPr>
+              <w:t>j</w:t>
+            </w:r>
+            <w:r>
+              <w:t>.</w:t>
             </w:r>
           </w:p>
         </w:tc>
@@ -2853,7 +4723,31 @@
           </w:tcPr>
           <w:p>
             <w:r>
-              <w:t>Explain, citing Lesson 42, Section 5, why a term proportional to k^μ in a propagator's numerator, contracted with the electron current j^μ(k) at a vertex, gives zero.</w:t>
+              <w:rPr>
+                <w:b/>
+              </w:rPr>
+              <w:t>Extension.</w:t>
+            </w:r>
+            <w:r>
+              <w:t xml:space="preserve"> Explain, citing Lesson 42, Section 5, why a term proportional to k</w:t>
+            </w:r>
+            <w:r>
+              <w:rPr>
+                <w:vertAlign w:val="superscript"/>
+              </w:rPr>
+              <w:t>μ</w:t>
+            </w:r>
+            <w:r>
+              <w:t xml:space="preserve"> in a propagator's numerator, contracted with the electron current j</w:t>
+            </w:r>
+            <w:r>
+              <w:rPr>
+                <w:vertAlign w:val="superscript"/>
+              </w:rPr>
+              <w:t>μ</w:t>
+            </w:r>
+            <w:r>
+              <w:t>(k) at a vertex, gives zero.</w:t>
             </w:r>
           </w:p>
         </w:tc>
@@ -2889,7 +4783,37 @@
           </w:tcPr>
           <w:p>
             <w:r>
-              <w:t>State, in one sentence, the practical calculational advantage of using D_F^μν(k)=−ig^μν/(k²+iε) throughout, rather than tracking the transverse projector at every internal photon line.</w:t>
+              <w:rPr>
+                <w:b/>
+              </w:rPr>
+              <w:t>Extension.</w:t>
+            </w:r>
+            <w:r>
+              <w:t xml:space="preserve"> State, in one sentence, the practical calculational advantage of using D</w:t>
+            </w:r>
+            <w:r>
+              <w:rPr>
+                <w:vertAlign w:val="subscript"/>
+              </w:rPr>
+              <w:t>F</w:t>
+            </w:r>
+            <w:r>
+              <w:rPr>
+                <w:vertAlign w:val="superscript"/>
+              </w:rPr>
+              <w:t>μν</w:t>
+            </w:r>
+            <w:r>
+              <w:t>(k)=−ig</w:t>
+            </w:r>
+            <w:r>
+              <w:rPr>
+                <w:vertAlign w:val="superscript"/>
+              </w:rPr>
+              <w:t>μν</w:t>
+            </w:r>
+            <w:r>
+              <w:t>/(k²+iε) throughout, rather than tracking the transverse projector at every internal photon line.</w:t>
             </w:r>
           </w:p>
         </w:tc>
@@ -2927,7 +4851,13 @@
           </w:tcPr>
           <w:p>
             <w:r>
-              <w:t>Challenge: explain what Section 4.3's argument assumes about current conservation that has not yet been verified at the level of a full quantum scattering amplitude, and name the lesson that supplies the missing verification.</w:t>
+              <w:rPr>
+                <w:b/>
+              </w:rPr>
+              <w:t>Challenge.</w:t>
+            </w:r>
+            <w:r>
+              <w:t xml:space="preserve"> Explain what Section 4.3's argument assumes about current conservation that has not yet been verified at the level of a full quantum scattering amplitude, and name the lesson that supplies the missing verification.</w:t>
             </w:r>
           </w:p>
         </w:tc>
@@ -2944,6 +4874,14 @@
     <w:p>
       <w:r>
         <w:rPr>
+          <w:i/>
+        </w:rPr>
+        <w:t>Attempt each exercise before reading its solution. If you are stuck, read only the first sentence of the solution, then try again.</w:t>
+      </w:r>
+    </w:p>
+    <w:p>
+      <w:r>
+        <w:rPr>
           <w:b/>
         </w:rPr>
         <w:t>1.</w:t>
@@ -2952,7 +4890,271 @@
         <w:t xml:space="preserve"> </w:t>
       </w:r>
       <w:r>
-        <w:t>A^i(x)=∫d³k/(2π)³(2ω)^(−1/2)Σ_λ[ε_λ^i(k)a_λ(k)e^(−ikx)+ε_λ^i(k)a_λ†(k)e^(ikx)] (Lesson 38's mode expansion, with real ε_λ^i since the photon is its own antiparticle). Sandwiching ⟨0|A^i(x)A^j(y)|0⟩, only the a_λ(k)-a_λ†(k′) term survives (the a_λ† piece of A^i(x) annihilates against ⟨0| and the a_λ piece of A^j(y) annihilates |0⟩ directly, leaving only the cross term), giving, after using [a_λ(k),a_λ′†(k′)]=(2π)³δ³(k−k′)δ_λλ′ to collapse one momentum integral, D^ij(x−y)=∫d³k/((2π)³2ω)Σ_λε_λ^i(k)ε_λ^j(k)e^(−ik(x−y)).</w:t>
+        <w:t>A</w:t>
+      </w:r>
+      <w:r>
+        <w:rPr>
+          <w:vertAlign w:val="superscript"/>
+        </w:rPr>
+        <w:t>i</w:t>
+      </w:r>
+      <w:r>
+        <w:t>(x)=∫d³k/(2π)³(2ω)</w:t>
+      </w:r>
+      <w:r>
+        <w:rPr>
+          <w:vertAlign w:val="superscript"/>
+        </w:rPr>
+        <w:t>−1/2</w:t>
+      </w:r>
+      <w:r>
+        <w:t>Σ</w:t>
+      </w:r>
+      <w:r>
+        <w:rPr>
+          <w:vertAlign w:val="subscript"/>
+        </w:rPr>
+        <w:t>λ</w:t>
+      </w:r>
+      <w:r>
+        <w:t>[ε</w:t>
+      </w:r>
+      <w:r>
+        <w:rPr>
+          <w:vertAlign w:val="subscript"/>
+        </w:rPr>
+        <w:t>λ</w:t>
+      </w:r>
+      <w:r>
+        <w:rPr>
+          <w:vertAlign w:val="superscript"/>
+        </w:rPr>
+        <w:t>i</w:t>
+      </w:r>
+      <w:r>
+        <w:t>(k)a</w:t>
+      </w:r>
+      <w:r>
+        <w:rPr>
+          <w:vertAlign w:val="subscript"/>
+        </w:rPr>
+        <w:t>λ</w:t>
+      </w:r>
+      <w:r>
+        <w:t>(k)e</w:t>
+      </w:r>
+      <w:r>
+        <w:rPr>
+          <w:vertAlign w:val="superscript"/>
+        </w:rPr>
+        <w:t>−ikx</w:t>
+      </w:r>
+      <w:r>
+        <w:t>+ε</w:t>
+      </w:r>
+      <w:r>
+        <w:rPr>
+          <w:vertAlign w:val="subscript"/>
+        </w:rPr>
+        <w:t>λ</w:t>
+      </w:r>
+      <w:r>
+        <w:rPr>
+          <w:vertAlign w:val="superscript"/>
+        </w:rPr>
+        <w:t>i</w:t>
+      </w:r>
+      <w:r>
+        <w:t>(k)a</w:t>
+      </w:r>
+      <w:r>
+        <w:rPr>
+          <w:vertAlign w:val="subscript"/>
+        </w:rPr>
+        <w:t>λ†</w:t>
+      </w:r>
+      <w:r>
+        <w:t>(k)e</w:t>
+      </w:r>
+      <w:r>
+        <w:rPr>
+          <w:vertAlign w:val="superscript"/>
+        </w:rPr>
+        <w:t>ikx</w:t>
+      </w:r>
+      <w:r>
+        <w:t>] (Lesson 38's mode expansion, with real ε</w:t>
+      </w:r>
+      <w:r>
+        <w:rPr>
+          <w:vertAlign w:val="subscript"/>
+        </w:rPr>
+        <w:t>λ</w:t>
+      </w:r>
+      <w:r>
+        <w:rPr>
+          <w:vertAlign w:val="superscript"/>
+        </w:rPr>
+        <w:t>i</w:t>
+      </w:r>
+      <w:r>
+        <w:t xml:space="preserve"> since the photon is its own antiparticle). Sandwiching ⟨0|A</w:t>
+      </w:r>
+      <w:r>
+        <w:rPr>
+          <w:vertAlign w:val="superscript"/>
+        </w:rPr>
+        <w:t>i</w:t>
+      </w:r>
+      <w:r>
+        <w:t>(x)A</w:t>
+      </w:r>
+      <w:r>
+        <w:rPr>
+          <w:vertAlign w:val="superscript"/>
+        </w:rPr>
+        <w:t>j</w:t>
+      </w:r>
+      <w:r>
+        <w:t>(y)|0⟩, only the a</w:t>
+      </w:r>
+      <w:r>
+        <w:rPr>
+          <w:vertAlign w:val="subscript"/>
+        </w:rPr>
+        <w:t>λ</w:t>
+      </w:r>
+      <w:r>
+        <w:t>(k)-a</w:t>
+      </w:r>
+      <w:r>
+        <w:rPr>
+          <w:vertAlign w:val="subscript"/>
+        </w:rPr>
+        <w:t>λ†</w:t>
+      </w:r>
+      <w:r>
+        <w:t>(k′) term survives (the a</w:t>
+      </w:r>
+      <w:r>
+        <w:rPr>
+          <w:vertAlign w:val="subscript"/>
+        </w:rPr>
+        <w:t>λ†</w:t>
+      </w:r>
+      <w:r>
+        <w:t xml:space="preserve"> piece of A</w:t>
+      </w:r>
+      <w:r>
+        <w:rPr>
+          <w:vertAlign w:val="superscript"/>
+        </w:rPr>
+        <w:t>i</w:t>
+      </w:r>
+      <w:r>
+        <w:t>(x) annihilates against ⟨0| and the a</w:t>
+      </w:r>
+      <w:r>
+        <w:rPr>
+          <w:vertAlign w:val="subscript"/>
+        </w:rPr>
+        <w:t>λ</w:t>
+      </w:r>
+      <w:r>
+        <w:t xml:space="preserve"> piece of A</w:t>
+      </w:r>
+      <w:r>
+        <w:rPr>
+          <w:vertAlign w:val="superscript"/>
+        </w:rPr>
+        <w:t>j</w:t>
+      </w:r>
+      <w:r>
+        <w:t>(y) annihilates |0⟩ directly, leaving only the cross term), giving, after using [a</w:t>
+      </w:r>
+      <w:r>
+        <w:rPr>
+          <w:vertAlign w:val="subscript"/>
+        </w:rPr>
+        <w:t>λ</w:t>
+      </w:r>
+      <w:r>
+        <w:t>(k),a</w:t>
+      </w:r>
+      <w:r>
+        <w:rPr>
+          <w:vertAlign w:val="subscript"/>
+        </w:rPr>
+        <w:t>λ′†</w:t>
+      </w:r>
+      <w:r>
+        <w:t>(k′)]=(2π)³δ³(k−k′)δ</w:t>
+      </w:r>
+      <w:r>
+        <w:rPr>
+          <w:vertAlign w:val="subscript"/>
+        </w:rPr>
+        <w:t>λλ′</w:t>
+      </w:r>
+      <w:r>
+        <w:t xml:space="preserve"> to collapse one momentum integral, D</w:t>
+      </w:r>
+      <w:r>
+        <w:rPr>
+          <w:vertAlign w:val="superscript"/>
+        </w:rPr>
+        <w:t>ij</w:t>
+      </w:r>
+      <w:r>
+        <w:t>(x−y)=∫d³k/((2π)³2ω)Σ</w:t>
+      </w:r>
+      <w:r>
+        <w:rPr>
+          <w:vertAlign w:val="subscript"/>
+        </w:rPr>
+        <w:t>λ</w:t>
+      </w:r>
+      <w:r>
+        <w:t>ε</w:t>
+      </w:r>
+      <w:r>
+        <w:rPr>
+          <w:vertAlign w:val="subscript"/>
+        </w:rPr>
+        <w:t>λ</w:t>
+      </w:r>
+      <w:r>
+        <w:rPr>
+          <w:vertAlign w:val="superscript"/>
+        </w:rPr>
+        <w:t>i</w:t>
+      </w:r>
+      <w:r>
+        <w:t>(k)ε</w:t>
+      </w:r>
+      <w:r>
+        <w:rPr>
+          <w:vertAlign w:val="subscript"/>
+        </w:rPr>
+        <w:t>λ</w:t>
+      </w:r>
+      <w:r>
+        <w:rPr>
+          <w:vertAlign w:val="superscript"/>
+        </w:rPr>
+        <w:t>j</w:t>
+      </w:r>
+      <w:r>
+        <w:t>(k)e</w:t>
+      </w:r>
+      <w:r>
+        <w:rPr>
+          <w:vertAlign w:val="superscript"/>
+        </w:rPr>
+        <w:t>−ik(x−y)</w:t>
+      </w:r>
+      <w:r>
+        <w:t>.</w:t>
       </w:r>
     </w:p>
     <w:p>
@@ -2966,7 +5168,118 @@
         <w:t xml:space="preserve"> </w:t>
       </w:r>
       <w:r>
-        <w:t>Substituting Σ_λε_λ^i(k)ε_λ^j(k)=δ^ij−k̂^ik̂^j directly into Exercise 1's result gives D^ij(x−y)=∫d³k/((2π)³2ω)(δ^ij−k̂^ik̂^j)e^(−ik(x−y)), exactly Section 1.1's formula.</w:t>
+        <w:t>Substituting Σ</w:t>
+      </w:r>
+      <w:r>
+        <w:rPr>
+          <w:vertAlign w:val="subscript"/>
+        </w:rPr>
+        <w:t>λ</w:t>
+      </w:r>
+      <w:r>
+        <w:t>ε</w:t>
+      </w:r>
+      <w:r>
+        <w:rPr>
+          <w:vertAlign w:val="subscript"/>
+        </w:rPr>
+        <w:t>λ</w:t>
+      </w:r>
+      <w:r>
+        <w:rPr>
+          <w:vertAlign w:val="superscript"/>
+        </w:rPr>
+        <w:t>i</w:t>
+      </w:r>
+      <w:r>
+        <w:t>(k)ε</w:t>
+      </w:r>
+      <w:r>
+        <w:rPr>
+          <w:vertAlign w:val="subscript"/>
+        </w:rPr>
+        <w:t>λ</w:t>
+      </w:r>
+      <w:r>
+        <w:rPr>
+          <w:vertAlign w:val="superscript"/>
+        </w:rPr>
+        <w:t>j</w:t>
+      </w:r>
+      <w:r>
+        <w:t>(k)=δ</w:t>
+      </w:r>
+      <w:r>
+        <w:rPr>
+          <w:vertAlign w:val="superscript"/>
+        </w:rPr>
+        <w:t>ij</w:t>
+      </w:r>
+      <w:r>
+        <w:t>−k̂</w:t>
+      </w:r>
+      <w:r>
+        <w:rPr>
+          <w:vertAlign w:val="superscript"/>
+        </w:rPr>
+        <w:t>i</w:t>
+      </w:r>
+      <w:r>
+        <w:t>k̂</w:t>
+      </w:r>
+      <w:r>
+        <w:rPr>
+          <w:vertAlign w:val="superscript"/>
+        </w:rPr>
+        <w:t>j</w:t>
+      </w:r>
+      <w:r>
+        <w:t xml:space="preserve"> directly into Exercise 1's result gives D</w:t>
+      </w:r>
+      <w:r>
+        <w:rPr>
+          <w:vertAlign w:val="superscript"/>
+        </w:rPr>
+        <w:t>ij</w:t>
+      </w:r>
+      <w:r>
+        <w:t>(x−y)=∫d³k/((2π)³2ω)(δ</w:t>
+      </w:r>
+      <w:r>
+        <w:rPr>
+          <w:vertAlign w:val="superscript"/>
+        </w:rPr>
+        <w:t>ij</w:t>
+      </w:r>
+      <w:r>
+        <w:t>−k̂</w:t>
+      </w:r>
+      <w:r>
+        <w:rPr>
+          <w:vertAlign w:val="superscript"/>
+        </w:rPr>
+        <w:t>i</w:t>
+      </w:r>
+      <w:r>
+        <w:t>k̂</w:t>
+      </w:r>
+      <w:r>
+        <w:rPr>
+          <w:vertAlign w:val="superscript"/>
+        </w:rPr>
+        <w:t>j</w:t>
+      </w:r>
+      <w:r>
+        <w:t>)e</w:t>
+      </w:r>
+      <w:r>
+        <w:rPr>
+          <w:vertAlign w:val="superscript"/>
+        </w:rPr>
+        <w:t>−ik(x−y)</w:t>
+      </w:r>
+      <w:r>
+        <w:t>, exactly Section 1.1's formula.</w:t>
       </w:r>
     </w:p>
     <w:p>
@@ -2980,7 +5293,73 @@
         <w:t xml:space="preserve"> </w:t>
       </w:r>
       <w:r>
-        <w:t>Since only one type of ladder operator (a, a†) appears in A^i, the calculation of ⟨0|A^i(y)A^j(x)|0⟩ proceeds by the identical steps as Exercise 1 with x and y (and correspondingly i and j) exchanged, using the same polarization sum Σ_λε_λ^iε_λ^j, unlike the Dirac case where ⟨0|ψ(x)ψ̄(y)|0⟩ and ⟨0|ψ̄(y)ψ(x)|0⟩ pick out different operator pairings (b-b† versus d-d†).</w:t>
+        <w:t>Since only one type of ladder operator (a, a†) appears in A</w:t>
+      </w:r>
+      <w:r>
+        <w:rPr>
+          <w:vertAlign w:val="superscript"/>
+        </w:rPr>
+        <w:t>i</w:t>
+      </w:r>
+      <w:r>
+        <w:t>, the calculation of ⟨0|A</w:t>
+      </w:r>
+      <w:r>
+        <w:rPr>
+          <w:vertAlign w:val="superscript"/>
+        </w:rPr>
+        <w:t>i</w:t>
+      </w:r>
+      <w:r>
+        <w:t>(y)A</w:t>
+      </w:r>
+      <w:r>
+        <w:rPr>
+          <w:vertAlign w:val="superscript"/>
+        </w:rPr>
+        <w:t>j</w:t>
+      </w:r>
+      <w:r>
+        <w:t>(x)|0⟩ proceeds by the identical steps as Exercise 1 with x and y (and correspondingly i and j) exchanged, using the same polarization sum Σ</w:t>
+      </w:r>
+      <w:r>
+        <w:rPr>
+          <w:vertAlign w:val="subscript"/>
+        </w:rPr>
+        <w:t>λ</w:t>
+      </w:r>
+      <w:r>
+        <w:t>ε</w:t>
+      </w:r>
+      <w:r>
+        <w:rPr>
+          <w:vertAlign w:val="subscript"/>
+        </w:rPr>
+        <w:t>λ</w:t>
+      </w:r>
+      <w:r>
+        <w:rPr>
+          <w:vertAlign w:val="superscript"/>
+        </w:rPr>
+        <w:t>i</w:t>
+      </w:r>
+      <w:r>
+        <w:t>ε</w:t>
+      </w:r>
+      <w:r>
+        <w:rPr>
+          <w:vertAlign w:val="subscript"/>
+        </w:rPr>
+        <w:t>λ</w:t>
+      </w:r>
+      <w:r>
+        <w:rPr>
+          <w:vertAlign w:val="superscript"/>
+        </w:rPr>
+        <w:t>j</w:t>
+      </w:r>
+      <w:r>
+        <w:t>, unlike the Dirac case where ⟨0|ψ(x)ψ̄(y)|0⟩ and ⟨0|ψ̄(y)ψ(x)|0⟩ pick out different operator pairings (b-b† versus d-d†).</w:t>
       </w:r>
     </w:p>
     <w:p>
@@ -2994,7 +5373,49 @@
         <w:t xml:space="preserve"> </w:t>
       </w:r>
       <w:r>
-        <w:t>D_F^ij(x−y)=θ(x⁰−y⁰)D^ij(x−y)+θ(y⁰−x⁰)D^ij(y−x), a plain sum with no relative minus sign, because A^i's ladder operators satisfy ordinary bosonic commutation relations (Lesson 38, following Lesson 33's pattern), and Lesson 47, Section 1.1, traced its minus sign specifically to fermionic anticommutation, a structure absent here.</w:t>
+        <w:t>D</w:t>
+      </w:r>
+      <w:r>
+        <w:rPr>
+          <w:vertAlign w:val="subscript"/>
+        </w:rPr>
+        <w:t>F</w:t>
+      </w:r>
+      <w:r>
+        <w:rPr>
+          <w:vertAlign w:val="superscript"/>
+        </w:rPr>
+        <w:t>ij</w:t>
+      </w:r>
+      <w:r>
+        <w:t>(x−y)=θ(x⁰−y⁰)D</w:t>
+      </w:r>
+      <w:r>
+        <w:rPr>
+          <w:vertAlign w:val="superscript"/>
+        </w:rPr>
+        <w:t>ij</w:t>
+      </w:r>
+      <w:r>
+        <w:t>(x−y)+θ(y⁰−x⁰)D</w:t>
+      </w:r>
+      <w:r>
+        <w:rPr>
+          <w:vertAlign w:val="superscript"/>
+        </w:rPr>
+        <w:t>ij</w:t>
+      </w:r>
+      <w:r>
+        <w:t>(y−x), a plain sum with no relative minus sign, because A</w:t>
+      </w:r>
+      <w:r>
+        <w:rPr>
+          <w:vertAlign w:val="superscript"/>
+        </w:rPr>
+        <w:t>i</w:t>
+      </w:r>
+      <w:r>
+        <w:t>'s ladder operators satisfy ordinary bosonic commutation relations (Lesson 38, following Lesson 33's pattern), and Lesson 47, Section 1.1, traced its minus sign specifically to fermionic anticommutation, a structure absent here.</w:t>
       </w:r>
     </w:p>
     <w:p>
@@ -3008,7 +5429,16 @@
         <w:t xml:space="preserve"> </w:t>
       </w:r>
       <w:r>
-        <w:t>Lesson 38 sets A⁰=0 as part of the Coulomb-gauge choice, without treating A⁰ as an independent operator with its own conjugate momentum and mode expansion; since this lesson's propagator is built entirely from the two-point functions of fields already quantized in Lesson 38, and A⁰ was never one of them, only A^i appears here. A fully covariant treatment would need to restore A⁰ as a dynamical (or constrained, Lagrange-multiplier-like) field with its own consistent quantization, an additional ingredient not developed in this course.</w:t>
+        <w:t>Lesson 38 sets A⁰=0 as part of the Coulomb-gauge choice, without treating A⁰ as an independent operator with its own conjugate momentum and mode expansion; since this lesson's propagator is built entirely from the two-point functions of fields already quantized in Lesson 38, and A⁰ was never one of them, only A</w:t>
+      </w:r>
+      <w:r>
+        <w:rPr>
+          <w:vertAlign w:val="superscript"/>
+        </w:rPr>
+        <w:t>i</w:t>
+      </w:r>
+      <w:r>
+        <w:t xml:space="preserve"> appears here. A fully covariant treatment would need to restore A⁰ as a dynamical (or constrained, Lagrange-multiplier-like) field with its own consistent quantization, an additional ingredient not developed in this course.</w:t>
       </w:r>
     </w:p>
     <w:p>
@@ -3022,7 +5452,97 @@
         <w:t xml:space="preserve"> </w:t>
       </w:r>
       <w:r>
-        <w:t>∂_μ∂^μe^(−ikx)=(−ik_μ)(−ik^μ)e^(−ikx)=−k_μk^μe^(−ikx)=−k²e^(−ikx), the identical computation as Lesson 46, Exercise 9, with the electron's four-momentum p replaced by the photon's four-momentum k, and with k²=(k⁰)²−|k|² using the same metric convention.</w:t>
+        <w:t>∂</w:t>
+      </w:r>
+      <w:r>
+        <w:rPr>
+          <w:vertAlign w:val="subscript"/>
+        </w:rPr>
+        <w:t>μ</w:t>
+      </w:r>
+      <w:r>
+        <w:t>∂</w:t>
+      </w:r>
+      <w:r>
+        <w:rPr>
+          <w:vertAlign w:val="superscript"/>
+        </w:rPr>
+        <w:t>μ</w:t>
+      </w:r>
+      <w:r>
+        <w:t>e</w:t>
+      </w:r>
+      <w:r>
+        <w:rPr>
+          <w:vertAlign w:val="superscript"/>
+        </w:rPr>
+        <w:t>−ikx</w:t>
+      </w:r>
+      <w:r>
+        <w:t>=(−ik</w:t>
+      </w:r>
+      <w:r>
+        <w:rPr>
+          <w:vertAlign w:val="subscript"/>
+        </w:rPr>
+        <w:t>μ</w:t>
+      </w:r>
+      <w:r>
+        <w:t>)(−ik</w:t>
+      </w:r>
+      <w:r>
+        <w:rPr>
+          <w:vertAlign w:val="superscript"/>
+        </w:rPr>
+        <w:t>μ</w:t>
+      </w:r>
+      <w:r>
+        <w:t>)e</w:t>
+      </w:r>
+      <w:r>
+        <w:rPr>
+          <w:vertAlign w:val="superscript"/>
+        </w:rPr>
+        <w:t>−ikx</w:t>
+      </w:r>
+      <w:r>
+        <w:t>=−k</w:t>
+      </w:r>
+      <w:r>
+        <w:rPr>
+          <w:vertAlign w:val="subscript"/>
+        </w:rPr>
+        <w:t>μ</w:t>
+      </w:r>
+      <w:r>
+        <w:t>k</w:t>
+      </w:r>
+      <w:r>
+        <w:rPr>
+          <w:vertAlign w:val="superscript"/>
+        </w:rPr>
+        <w:t>μ</w:t>
+      </w:r>
+      <w:r>
+        <w:t>e</w:t>
+      </w:r>
+      <w:r>
+        <w:rPr>
+          <w:vertAlign w:val="superscript"/>
+        </w:rPr>
+        <w:t>−ikx</w:t>
+      </w:r>
+      <w:r>
+        <w:t>=−k²e</w:t>
+      </w:r>
+      <w:r>
+        <w:rPr>
+          <w:vertAlign w:val="superscript"/>
+        </w:rPr>
+        <w:t>−ikx</w:t>
+      </w:r>
+      <w:r>
+        <w:t>, the identical computation as Lesson 46, Exercise 9, with the electron's four-momentum p replaced by the photon's four-momentum k, and with k²=(k⁰)²−|k|² using the same metric convention.</w:t>
       </w:r>
     </w:p>
     <w:p>
@@ -3036,7 +5556,184 @@
         <w:t xml:space="preserve"> </w:t>
       </w:r>
       <w:r>
-        <w:t>□_xD_F^ij=∫d⁴k/(2π)⁴ i(δ^ij−k̂^ik̂^j)/(k²+iε) · □_xe^(−ik(x−y)) = ∫d⁴k/(2π)⁴ i(δ^ij−k̂^ik̂^j)/(k²+iε) · (−k²)e^(−ik(x−y)) = −i∫d⁴k/(2π)⁴ (δ^ij−k̂^ik̂^j) k²/(k²+iε) e^(−ik(x−y)), using Exercise 6 and pulling the fixed matrix factor (δ^ij−k̂^ik̂^j), which the □_x operator does not act on, outside the differentiation.</w:t>
+        <w:t>□</w:t>
+      </w:r>
+      <w:r>
+        <w:rPr>
+          <w:vertAlign w:val="subscript"/>
+        </w:rPr>
+        <w:t>x</w:t>
+      </w:r>
+      <w:r>
+        <w:t>D</w:t>
+      </w:r>
+      <w:r>
+        <w:rPr>
+          <w:vertAlign w:val="subscript"/>
+        </w:rPr>
+        <w:t>F</w:t>
+      </w:r>
+      <w:r>
+        <w:rPr>
+          <w:vertAlign w:val="superscript"/>
+        </w:rPr>
+        <w:t>ij</w:t>
+      </w:r>
+      <w:r>
+        <w:t>=∫d⁴k/(2π)⁴ i(δ</w:t>
+      </w:r>
+      <w:r>
+        <w:rPr>
+          <w:vertAlign w:val="superscript"/>
+        </w:rPr>
+        <w:t>ij</w:t>
+      </w:r>
+      <w:r>
+        <w:t>−k̂</w:t>
+      </w:r>
+      <w:r>
+        <w:rPr>
+          <w:vertAlign w:val="superscript"/>
+        </w:rPr>
+        <w:t>i</w:t>
+      </w:r>
+      <w:r>
+        <w:t>k̂</w:t>
+      </w:r>
+      <w:r>
+        <w:rPr>
+          <w:vertAlign w:val="superscript"/>
+        </w:rPr>
+        <w:t>j</w:t>
+      </w:r>
+      <w:r>
+        <w:t>)/(k²+iε) · □</w:t>
+      </w:r>
+      <w:r>
+        <w:rPr>
+          <w:vertAlign w:val="subscript"/>
+        </w:rPr>
+        <w:t>x</w:t>
+      </w:r>
+      <w:r>
+        <w:t>e</w:t>
+      </w:r>
+      <w:r>
+        <w:rPr>
+          <w:vertAlign w:val="superscript"/>
+        </w:rPr>
+        <w:t>−ik(x−y)</w:t>
+      </w:r>
+      <w:r>
+        <w:t xml:space="preserve"> = ∫d⁴k/(2π)⁴ i(δ</w:t>
+      </w:r>
+      <w:r>
+        <w:rPr>
+          <w:vertAlign w:val="superscript"/>
+        </w:rPr>
+        <w:t>ij</w:t>
+      </w:r>
+      <w:r>
+        <w:t>−k̂</w:t>
+      </w:r>
+      <w:r>
+        <w:rPr>
+          <w:vertAlign w:val="superscript"/>
+        </w:rPr>
+        <w:t>i</w:t>
+      </w:r>
+      <w:r>
+        <w:t>k̂</w:t>
+      </w:r>
+      <w:r>
+        <w:rPr>
+          <w:vertAlign w:val="superscript"/>
+        </w:rPr>
+        <w:t>j</w:t>
+      </w:r>
+      <w:r>
+        <w:t>)/(k²+iε) · (−k²)e</w:t>
+      </w:r>
+      <w:r>
+        <w:rPr>
+          <w:vertAlign w:val="superscript"/>
+        </w:rPr>
+        <w:t>−ik(x−y)</w:t>
+      </w:r>
+      <w:r>
+        <w:t xml:space="preserve"> = −i∫d⁴k/(2π)⁴ (δ</w:t>
+      </w:r>
+      <w:r>
+        <w:rPr>
+          <w:vertAlign w:val="superscript"/>
+        </w:rPr>
+        <w:t>ij</w:t>
+      </w:r>
+      <w:r>
+        <w:t>−k̂</w:t>
+      </w:r>
+      <w:r>
+        <w:rPr>
+          <w:vertAlign w:val="superscript"/>
+        </w:rPr>
+        <w:t>i</w:t>
+      </w:r>
+      <w:r>
+        <w:t>k̂</w:t>
+      </w:r>
+      <w:r>
+        <w:rPr>
+          <w:vertAlign w:val="superscript"/>
+        </w:rPr>
+        <w:t>j</w:t>
+      </w:r>
+      <w:r>
+        <w:t>) k²/(k²+iε) e</w:t>
+      </w:r>
+      <w:r>
+        <w:rPr>
+          <w:vertAlign w:val="superscript"/>
+        </w:rPr>
+        <w:t>−ik(x−y)</w:t>
+      </w:r>
+      <w:r>
+        <w:t>, using Exercise 6 and pulling the fixed matrix factor (δ</w:t>
+      </w:r>
+      <w:r>
+        <w:rPr>
+          <w:vertAlign w:val="superscript"/>
+        </w:rPr>
+        <w:t>ij</w:t>
+      </w:r>
+      <w:r>
+        <w:t>−k̂</w:t>
+      </w:r>
+      <w:r>
+        <w:rPr>
+          <w:vertAlign w:val="superscript"/>
+        </w:rPr>
+        <w:t>i</w:t>
+      </w:r>
+      <w:r>
+        <w:t>k̂</w:t>
+      </w:r>
+      <w:r>
+        <w:rPr>
+          <w:vertAlign w:val="superscript"/>
+        </w:rPr>
+        <w:t>j</w:t>
+      </w:r>
+      <w:r>
+        <w:t>), which the □</w:t>
+      </w:r>
+      <w:r>
+        <w:rPr>
+          <w:vertAlign w:val="subscript"/>
+        </w:rPr>
+        <w:t>x</w:t>
+      </w:r>
+      <w:r>
+        <w:t xml:space="preserve"> operator does not act on, outside the differentiation.</w:t>
       </w:r>
     </w:p>
     <w:p>
@@ -3050,7 +5747,67 @@
         <w:t xml:space="preserve"> </w:t>
       </w:r>
       <w:r>
-        <w:t>For any k with k²≠0, as ε→0⁺ the ratio k²/(k²+iε) approaches k²/k²=1, by the identical reasoning as Lesson 46, Exercise 11; substituting this limiting value into Exercise 7's result gives □_xD_F^ij→−i∫d⁴k/(2π)⁴(δ^ij−k̂^ik̂^j)e^(−ik(x−y)).</w:t>
+        <w:t>For any k with k²≠0, as ε→0⁺ the ratio k²/(k²+iε) approaches k²/k²=1, by the identical reasoning as Lesson 46, Exercise 11; substituting this limiting value into Exercise 7's result gives □</w:t>
+      </w:r>
+      <w:r>
+        <w:rPr>
+          <w:vertAlign w:val="subscript"/>
+        </w:rPr>
+        <w:t>x</w:t>
+      </w:r>
+      <w:r>
+        <w:t>D</w:t>
+      </w:r>
+      <w:r>
+        <w:rPr>
+          <w:vertAlign w:val="subscript"/>
+        </w:rPr>
+        <w:t>F</w:t>
+      </w:r>
+      <w:r>
+        <w:rPr>
+          <w:vertAlign w:val="superscript"/>
+        </w:rPr>
+        <w:t>ij</w:t>
+      </w:r>
+      <w:r>
+        <w:t>→−i∫d⁴k/(2π)⁴(δ</w:t>
+      </w:r>
+      <w:r>
+        <w:rPr>
+          <w:vertAlign w:val="superscript"/>
+        </w:rPr>
+        <w:t>ij</w:t>
+      </w:r>
+      <w:r>
+        <w:t>−k̂</w:t>
+      </w:r>
+      <w:r>
+        <w:rPr>
+          <w:vertAlign w:val="superscript"/>
+        </w:rPr>
+        <w:t>i</w:t>
+      </w:r>
+      <w:r>
+        <w:t>k̂</w:t>
+      </w:r>
+      <w:r>
+        <w:rPr>
+          <w:vertAlign w:val="superscript"/>
+        </w:rPr>
+        <w:t>j</w:t>
+      </w:r>
+      <w:r>
+        <w:t>)e</w:t>
+      </w:r>
+      <w:r>
+        <w:rPr>
+          <w:vertAlign w:val="superscript"/>
+        </w:rPr>
+        <w:t>−ik(x−y)</w:t>
+      </w:r>
+      <w:r>
+        <w:t>.</w:t>
       </w:r>
     </w:p>
     <w:p>
@@ -3064,7 +5821,115 @@
         <w:t xml:space="preserve"> </w:t>
       </w:r>
       <w:r>
-        <w:t>Since (δ^ij−k̂^ik̂^j) depends only on the spatial direction k̂, not on k⁰, the k⁰ integral factors out: ∫d⁴k/(2π)⁴(δ^ij−k̂^ik̂^j)e^(−ik(x−y)) = [∫dk⁰/(2π)e^(−ik⁰(x⁰−y⁰))]·[∫d³k/(2π)³(δ^ij−k̂^ik̂^j)e^(ik·(x−y))], and the bracketed k⁰ integral is the standard Fourier representation of the one-dimensional delta function, δ(x⁰−y⁰).</w:t>
+        <w:t>Since (δ</w:t>
+      </w:r>
+      <w:r>
+        <w:rPr>
+          <w:vertAlign w:val="superscript"/>
+        </w:rPr>
+        <w:t>ij</w:t>
+      </w:r>
+      <w:r>
+        <w:t>−k̂</w:t>
+      </w:r>
+      <w:r>
+        <w:rPr>
+          <w:vertAlign w:val="superscript"/>
+        </w:rPr>
+        <w:t>i</w:t>
+      </w:r>
+      <w:r>
+        <w:t>k̂</w:t>
+      </w:r>
+      <w:r>
+        <w:rPr>
+          <w:vertAlign w:val="superscript"/>
+        </w:rPr>
+        <w:t>j</w:t>
+      </w:r>
+      <w:r>
+        <w:t>) depends only on the spatial direction k̂, not on k⁰, the k⁰ integral factors out: ∫d⁴k/(2π)⁴(δ</w:t>
+      </w:r>
+      <w:r>
+        <w:rPr>
+          <w:vertAlign w:val="superscript"/>
+        </w:rPr>
+        <w:t>ij</w:t>
+      </w:r>
+      <w:r>
+        <w:t>−k̂</w:t>
+      </w:r>
+      <w:r>
+        <w:rPr>
+          <w:vertAlign w:val="superscript"/>
+        </w:rPr>
+        <w:t>i</w:t>
+      </w:r>
+      <w:r>
+        <w:t>k̂</w:t>
+      </w:r>
+      <w:r>
+        <w:rPr>
+          <w:vertAlign w:val="superscript"/>
+        </w:rPr>
+        <w:t>j</w:t>
+      </w:r>
+      <w:r>
+        <w:t>)e</w:t>
+      </w:r>
+      <w:r>
+        <w:rPr>
+          <w:vertAlign w:val="superscript"/>
+        </w:rPr>
+        <w:t>−ik(x−y)</w:t>
+      </w:r>
+      <w:r>
+        <w:t xml:space="preserve"> = [∫dk⁰/(2π)e</w:t>
+      </w:r>
+      <w:r>
+        <w:rPr>
+          <w:vertAlign w:val="superscript"/>
+        </w:rPr>
+        <w:t>−ik⁰(x⁰−y⁰)</w:t>
+      </w:r>
+      <w:r>
+        <w:t>]·[∫d³k/(2π)³(δ</w:t>
+      </w:r>
+      <w:r>
+        <w:rPr>
+          <w:vertAlign w:val="superscript"/>
+        </w:rPr>
+        <w:t>ij</w:t>
+      </w:r>
+      <w:r>
+        <w:t>−k̂</w:t>
+      </w:r>
+      <w:r>
+        <w:rPr>
+          <w:vertAlign w:val="superscript"/>
+        </w:rPr>
+        <w:t>i</w:t>
+      </w:r>
+      <w:r>
+        <w:t>k̂</w:t>
+      </w:r>
+      <w:r>
+        <w:rPr>
+          <w:vertAlign w:val="superscript"/>
+        </w:rPr>
+        <w:t>j</w:t>
+      </w:r>
+      <w:r>
+        <w:t>)e</w:t>
+      </w:r>
+      <w:r>
+        <w:rPr>
+          <w:vertAlign w:val="superscript"/>
+        </w:rPr>
+        <w:t>ik·(x−y)</w:t>
+      </w:r>
+      <w:r>
+        <w:t>], and the bracketed k⁰ integral is the standard Fourier representation of the one-dimensional delta function, δ(x⁰−y⁰).</w:t>
       </w:r>
     </w:p>
     <w:p>
@@ -3078,7 +5943,70 @@
         <w:t xml:space="preserve"> </w:t>
       </w:r>
       <w:r>
-        <w:t>If the factor were simply δ^ij (a constant matrix), the remaining spatial integral ∫d³k/(2π)³δ^ije^(ik·(x−y)) would collapse directly to δ^ijδ³(x−y); the actual factor δ^ij−k̂^ik̂^j depends on the direction of k, a nontrivial function of the integration variable that cannot be pulled outside the integral, so the result is instead a genuinely k-dependent (and therefore position-space nonlocal) function of x−y, not a simple delta function.</w:t>
+        <w:t>If the factor were simply δ</w:t>
+      </w:r>
+      <w:r>
+        <w:rPr>
+          <w:vertAlign w:val="superscript"/>
+        </w:rPr>
+        <w:t>ij</w:t>
+      </w:r>
+      <w:r>
+        <w:t xml:space="preserve"> (a constant matrix), the remaining spatial integral ∫d³k/(2π)³δ</w:t>
+      </w:r>
+      <w:r>
+        <w:rPr>
+          <w:vertAlign w:val="superscript"/>
+        </w:rPr>
+        <w:t>i</w:t>
+      </w:r>
+      <w:r>
+        <w:t>je</w:t>
+      </w:r>
+      <w:r>
+        <w:rPr>
+          <w:vertAlign w:val="superscript"/>
+        </w:rPr>
+        <w:t>ik·(x−y)</w:t>
+      </w:r>
+      <w:r>
+        <w:t xml:space="preserve"> would collapse directly to δ</w:t>
+      </w:r>
+      <w:r>
+        <w:rPr>
+          <w:vertAlign w:val="superscript"/>
+        </w:rPr>
+        <w:t>ij</w:t>
+      </w:r>
+      <w:r>
+        <w:t>δ³(x−y); the actual factor δ</w:t>
+      </w:r>
+      <w:r>
+        <w:rPr>
+          <w:vertAlign w:val="superscript"/>
+        </w:rPr>
+        <w:t>ij</w:t>
+      </w:r>
+      <w:r>
+        <w:t>−k̂</w:t>
+      </w:r>
+      <w:r>
+        <w:rPr>
+          <w:vertAlign w:val="superscript"/>
+        </w:rPr>
+        <w:t>i</w:t>
+      </w:r>
+      <w:r>
+        <w:t>k̂</w:t>
+      </w:r>
+      <w:r>
+        <w:rPr>
+          <w:vertAlign w:val="superscript"/>
+        </w:rPr>
+        <w:t>j</w:t>
+      </w:r>
+      <w:r>
+        <w:t xml:space="preserve"> depends on the direction of k, a nontrivial function of the integration variable that cannot be pulled outside the integral, so the result is instead a genuinely k-dependent (and therefore position-space nonlocal) function of x−y, not a simple delta function.</w:t>
       </w:r>
     </w:p>
     <w:p>
@@ -3092,7 +6020,55 @@
         <w:t xml:space="preserve"> </w:t>
       </w:r>
       <w:r>
-        <w:t>All three propagators share the same denominator structure, "(momentum)²−(mass)²+iε," with S_F(p) and Δ_F(k) carrying the electron's mass m and D_F^ij(k) carrying zero mass (the photon being massless since Lesson 38); setting m=0 in either p²−m²+iε or k²−m²+iε (Lessons 47 and 46 respectively) gives exactly k²+iε (or p²+iε), matching D_F^ij(k)'s denominator.</w:t>
+        <w:t>All three propagators share the same denominator structure, "(momentum)²−(mass)²+iε," with S</w:t>
+      </w:r>
+      <w:r>
+        <w:rPr>
+          <w:vertAlign w:val="subscript"/>
+        </w:rPr>
+        <w:t>F</w:t>
+      </w:r>
+      <w:r>
+        <w:t>(p) and Δ</w:t>
+      </w:r>
+      <w:r>
+        <w:rPr>
+          <w:vertAlign w:val="subscript"/>
+        </w:rPr>
+        <w:t>F</w:t>
+      </w:r>
+      <w:r>
+        <w:t>(k) carrying the electron's mass m and D</w:t>
+      </w:r>
+      <w:r>
+        <w:rPr>
+          <w:vertAlign w:val="subscript"/>
+        </w:rPr>
+        <w:t>F</w:t>
+      </w:r>
+      <w:r>
+        <w:rPr>
+          <w:vertAlign w:val="superscript"/>
+        </w:rPr>
+        <w:t>ij</w:t>
+      </w:r>
+      <w:r>
+        <w:t>(k) carrying zero mass (the photon being massless since Lesson 38); setting m=0 in either p²−m²+iε or k²−m²+iε (Lessons 47 and 46 respectively) gives exactly k²+iε (or p²+iε), matching D</w:t>
+      </w:r>
+      <w:r>
+        <w:rPr>
+          <w:vertAlign w:val="subscript"/>
+        </w:rPr>
+        <w:t>F</w:t>
+      </w:r>
+      <w:r>
+        <w:rPr>
+          <w:vertAlign w:val="superscript"/>
+        </w:rPr>
+        <w:t>ij</w:t>
+      </w:r>
+      <w:r>
+        <w:t>(k)'s denominator.</w:t>
       </w:r>
     </w:p>
     <w:p>
@@ -3106,7 +6082,55 @@
         <w:t xml:space="preserve"> </w:t>
       </w:r>
       <w:r>
-        <w:t>D_F^00(k)=−ig^00/(k²+iε). Using this course's metric convention diag(+,−,−,−), g^00=+1, so D_F^00(k)=−i/(k²+iε), the timelike component of the covariant propagator.</w:t>
+        <w:t>D</w:t>
+      </w:r>
+      <w:r>
+        <w:rPr>
+          <w:vertAlign w:val="subscript"/>
+        </w:rPr>
+        <w:t>F</w:t>
+      </w:r>
+      <w:r>
+        <w:rPr>
+          <w:vertAlign w:val="superscript"/>
+        </w:rPr>
+        <w:t>00</w:t>
+      </w:r>
+      <w:r>
+        <w:t>(k)=−ig</w:t>
+      </w:r>
+      <w:r>
+        <w:rPr>
+          <w:vertAlign w:val="superscript"/>
+        </w:rPr>
+        <w:t>00</w:t>
+      </w:r>
+      <w:r>
+        <w:t>/(k²+iε). Using this course's metric convention diag(+,−,−,−), g</w:t>
+      </w:r>
+      <w:r>
+        <w:rPr>
+          <w:vertAlign w:val="superscript"/>
+        </w:rPr>
+        <w:t>00</w:t>
+      </w:r>
+      <w:r>
+        <w:t>=+1, so D</w:t>
+      </w:r>
+      <w:r>
+        <w:rPr>
+          <w:vertAlign w:val="subscript"/>
+        </w:rPr>
+        <w:t>F</w:t>
+      </w:r>
+      <w:r>
+        <w:rPr>
+          <w:vertAlign w:val="superscript"/>
+        </w:rPr>
+        <w:t>00</w:t>
+      </w:r>
+      <w:r>
+        <w:t>(k)=−i/(k²+iε), the timelike component of the covariant propagator.</w:t>
       </w:r>
     </w:p>
     <w:p>
@@ -3120,7 +6144,187 @@
         <w:t xml:space="preserve"> </w:t>
       </w:r>
       <w:r>
-        <w:t>The spatial block of −ig^μν is −ig^ij; substituting g^ij=−δ^ij (this course's metric convention for spatial indices), −ig^ij=−i(−δ^ij)=iδ^ij. Comparing to Section 3.1's Coulomb-gauge numerator i(δ^ij−k̂^ik̂^j), the difference is iδ^ij−i(δ^ij−k̂^ik̂^j)=iδ^ij−iδ^ij+ik̂^ik̂^j=ik̂^ik̂^j, confirming the claim.</w:t>
+        <w:t>The spatial block of −ig</w:t>
+      </w:r>
+      <w:r>
+        <w:rPr>
+          <w:vertAlign w:val="superscript"/>
+        </w:rPr>
+        <w:t>μν</w:t>
+      </w:r>
+      <w:r>
+        <w:t xml:space="preserve"> is −ig</w:t>
+      </w:r>
+      <w:r>
+        <w:rPr>
+          <w:vertAlign w:val="superscript"/>
+        </w:rPr>
+        <w:t>ij</w:t>
+      </w:r>
+      <w:r>
+        <w:t>; substituting g</w:t>
+      </w:r>
+      <w:r>
+        <w:rPr>
+          <w:vertAlign w:val="superscript"/>
+        </w:rPr>
+        <w:t>ij</w:t>
+      </w:r>
+      <w:r>
+        <w:t>=−δ</w:t>
+      </w:r>
+      <w:r>
+        <w:rPr>
+          <w:vertAlign w:val="superscript"/>
+        </w:rPr>
+        <w:t>ij</w:t>
+      </w:r>
+      <w:r>
+        <w:t xml:space="preserve"> (this course's metric convention for spatial indices), −ig</w:t>
+      </w:r>
+      <w:r>
+        <w:rPr>
+          <w:vertAlign w:val="superscript"/>
+        </w:rPr>
+        <w:t>ij</w:t>
+      </w:r>
+      <w:r>
+        <w:t>=−i(−δ</w:t>
+      </w:r>
+      <w:r>
+        <w:rPr>
+          <w:vertAlign w:val="superscript"/>
+        </w:rPr>
+        <w:t>ij</w:t>
+      </w:r>
+      <w:r>
+        <w:t>)=iδ</w:t>
+      </w:r>
+      <w:r>
+        <w:rPr>
+          <w:vertAlign w:val="superscript"/>
+        </w:rPr>
+        <w:t>ij</w:t>
+      </w:r>
+      <w:r>
+        <w:t>. Comparing to Section 3.1's Coulomb-gauge numerator i(δ</w:t>
+      </w:r>
+      <w:r>
+        <w:rPr>
+          <w:vertAlign w:val="superscript"/>
+        </w:rPr>
+        <w:t>ij</w:t>
+      </w:r>
+      <w:r>
+        <w:t>−k̂</w:t>
+      </w:r>
+      <w:r>
+        <w:rPr>
+          <w:vertAlign w:val="superscript"/>
+        </w:rPr>
+        <w:t>i</w:t>
+      </w:r>
+      <w:r>
+        <w:t>k̂</w:t>
+      </w:r>
+      <w:r>
+        <w:rPr>
+          <w:vertAlign w:val="superscript"/>
+        </w:rPr>
+        <w:t>j</w:t>
+      </w:r>
+      <w:r>
+        <w:t>), the difference is iδ</w:t>
+      </w:r>
+      <w:r>
+        <w:rPr>
+          <w:vertAlign w:val="superscript"/>
+        </w:rPr>
+        <w:t>ij</w:t>
+      </w:r>
+      <w:r>
+        <w:t>−i(δ</w:t>
+      </w:r>
+      <w:r>
+        <w:rPr>
+          <w:vertAlign w:val="superscript"/>
+        </w:rPr>
+        <w:t>ij</w:t>
+      </w:r>
+      <w:r>
+        <w:t>−k̂</w:t>
+      </w:r>
+      <w:r>
+        <w:rPr>
+          <w:vertAlign w:val="superscript"/>
+        </w:rPr>
+        <w:t>i</w:t>
+      </w:r>
+      <w:r>
+        <w:t>k̂</w:t>
+      </w:r>
+      <w:r>
+        <w:rPr>
+          <w:vertAlign w:val="superscript"/>
+        </w:rPr>
+        <w:t>j</w:t>
+      </w:r>
+      <w:r>
+        <w:t>)=iδ</w:t>
+      </w:r>
+      <w:r>
+        <w:rPr>
+          <w:vertAlign w:val="superscript"/>
+        </w:rPr>
+        <w:t>ij</w:t>
+      </w:r>
+      <w:r>
+        <w:t>−iδ</w:t>
+      </w:r>
+      <w:r>
+        <w:rPr>
+          <w:vertAlign w:val="superscript"/>
+        </w:rPr>
+        <w:t>ij</w:t>
+      </w:r>
+      <w:r>
+        <w:t>+ik̂</w:t>
+      </w:r>
+      <w:r>
+        <w:rPr>
+          <w:vertAlign w:val="superscript"/>
+        </w:rPr>
+        <w:t>i</w:t>
+      </w:r>
+      <w:r>
+        <w:t>k̂</w:t>
+      </w:r>
+      <w:r>
+        <w:rPr>
+          <w:vertAlign w:val="superscript"/>
+        </w:rPr>
+        <w:t>j</w:t>
+      </w:r>
+      <w:r>
+        <w:t>=ik̂</w:t>
+      </w:r>
+      <w:r>
+        <w:rPr>
+          <w:vertAlign w:val="superscript"/>
+        </w:rPr>
+        <w:t>i</w:t>
+      </w:r>
+      <w:r>
+        <w:t>k̂</w:t>
+      </w:r>
+      <w:r>
+        <w:rPr>
+          <w:vertAlign w:val="superscript"/>
+        </w:rPr>
+        <w:t>j</w:t>
+      </w:r>
+      <w:r>
+        <w:t>, confirming the claim.</w:t>
       </w:r>
     </w:p>
     <w:p>
@@ -3134,7 +6338,115 @@
         <w:t xml:space="preserve"> </w:t>
       </w:r>
       <w:r>
-        <w:t>Lesson 42, Section 5.1, derived ∂_μj^μ=0 from the antisymmetry of F^μν; in momentum space, a derivative ∂_μ becomes multiplication by −ik_μ under a Fourier transform, so ∂_μj^μ=0 becomes k_μj^μ(k)=0. A term in the propagator's numerator proportional to k^μ, contracted with such a current, gives k^μj_μ(k)=0 directly, by exactly this relation.</w:t>
+        <w:t>Lesson 42, Section 5.1, derived ∂</w:t>
+      </w:r>
+      <w:r>
+        <w:rPr>
+          <w:vertAlign w:val="subscript"/>
+        </w:rPr>
+        <w:t>μ</w:t>
+      </w:r>
+      <w:r>
+        <w:t>j</w:t>
+      </w:r>
+      <w:r>
+        <w:rPr>
+          <w:vertAlign w:val="superscript"/>
+        </w:rPr>
+        <w:t>μ</w:t>
+      </w:r>
+      <w:r>
+        <w:t>=0 from the antisymmetry of F</w:t>
+      </w:r>
+      <w:r>
+        <w:rPr>
+          <w:vertAlign w:val="superscript"/>
+        </w:rPr>
+        <w:t>μν</w:t>
+      </w:r>
+      <w:r>
+        <w:t>; in momentum space, a derivative ∂</w:t>
+      </w:r>
+      <w:r>
+        <w:rPr>
+          <w:vertAlign w:val="subscript"/>
+        </w:rPr>
+        <w:t>μ</w:t>
+      </w:r>
+      <w:r>
+        <w:t xml:space="preserve"> becomes multiplication by −ik</w:t>
+      </w:r>
+      <w:r>
+        <w:rPr>
+          <w:vertAlign w:val="subscript"/>
+        </w:rPr>
+        <w:t>μ</w:t>
+      </w:r>
+      <w:r>
+        <w:t xml:space="preserve"> under a Fourier transform, so ∂</w:t>
+      </w:r>
+      <w:r>
+        <w:rPr>
+          <w:vertAlign w:val="subscript"/>
+        </w:rPr>
+        <w:t>μ</w:t>
+      </w:r>
+      <w:r>
+        <w:t>j</w:t>
+      </w:r>
+      <w:r>
+        <w:rPr>
+          <w:vertAlign w:val="superscript"/>
+        </w:rPr>
+        <w:t>μ</w:t>
+      </w:r>
+      <w:r>
+        <w:t>=0 becomes k</w:t>
+      </w:r>
+      <w:r>
+        <w:rPr>
+          <w:vertAlign w:val="subscript"/>
+        </w:rPr>
+        <w:t>μ</w:t>
+      </w:r>
+      <w:r>
+        <w:t>j</w:t>
+      </w:r>
+      <w:r>
+        <w:rPr>
+          <w:vertAlign w:val="superscript"/>
+        </w:rPr>
+        <w:t>μ</w:t>
+      </w:r>
+      <w:r>
+        <w:t>(k)=0. A term in the propagator's numerator proportional to k</w:t>
+      </w:r>
+      <w:r>
+        <w:rPr>
+          <w:vertAlign w:val="superscript"/>
+        </w:rPr>
+        <w:t>μ</w:t>
+      </w:r>
+      <w:r>
+        <w:t>, contracted with such a current, gives k</w:t>
+      </w:r>
+      <w:r>
+        <w:rPr>
+          <w:vertAlign w:val="superscript"/>
+        </w:rPr>
+        <w:t>μ</w:t>
+      </w:r>
+      <w:r>
+        <w:t>j</w:t>
+      </w:r>
+      <w:r>
+        <w:rPr>
+          <w:vertAlign w:val="subscript"/>
+        </w:rPr>
+        <w:t>μ</w:t>
+      </w:r>
+      <w:r>
+        <w:t>(k)=0 directly, by exactly this relation.</w:t>
       </w:r>
     </w:p>
     <w:p>
@@ -3148,7 +6460,58 @@
         <w:t xml:space="preserve"> </w:t>
       </w:r>
       <w:r>
-        <w:t>Using a single, fixed covariant expression D_F^μν(k)=−ig^μν/(k²+iε) for every internal photon line, regardless of that line's specific momentum direction, avoids having to recompute or re-orient the momentum-dependent transverse projector δ^ij−k̂^ik̂^j separately for every line in every diagram, substantially simplifying the bookkeeping of multi-vertex calculations.</w:t>
+        <w:t>Using a single, fixed covariant expression D</w:t>
+      </w:r>
+      <w:r>
+        <w:rPr>
+          <w:vertAlign w:val="subscript"/>
+        </w:rPr>
+        <w:t>F</w:t>
+      </w:r>
+      <w:r>
+        <w:rPr>
+          <w:vertAlign w:val="superscript"/>
+        </w:rPr>
+        <w:t>μν</w:t>
+      </w:r>
+      <w:r>
+        <w:t>(k)=−ig</w:t>
+      </w:r>
+      <w:r>
+        <w:rPr>
+          <w:vertAlign w:val="superscript"/>
+        </w:rPr>
+        <w:t>μν</w:t>
+      </w:r>
+      <w:r>
+        <w:t>/(k²+iε) for every internal photon line, regardless of that line's specific momentum direction, avoids having to recompute or re-orient the momentum-dependent transverse projector δ</w:t>
+      </w:r>
+      <w:r>
+        <w:rPr>
+          <w:vertAlign w:val="superscript"/>
+        </w:rPr>
+        <w:t>ij</w:t>
+      </w:r>
+      <w:r>
+        <w:t>−k̂</w:t>
+      </w:r>
+      <w:r>
+        <w:rPr>
+          <w:vertAlign w:val="superscript"/>
+        </w:rPr>
+        <w:t>i</w:t>
+      </w:r>
+      <w:r>
+        <w:t>k̂</w:t>
+      </w:r>
+      <w:r>
+        <w:rPr>
+          <w:vertAlign w:val="superscript"/>
+        </w:rPr>
+        <w:t>j</w:t>
+      </w:r>
+      <w:r>
+        <w:t xml:space="preserve"> separately for every line in every diagram, substantially simplifying the bookkeeping of multi-vertex calculations.</w:t>
       </w:r>
     </w:p>
     <w:p>
@@ -3162,7 +6525,34 @@
         <w:t xml:space="preserve"> </w:t>
       </w:r>
       <w:r>
-        <w:t>Section 4.3's argument assumes that the current j^μ(k) appearing at a given vertex inside a full scattering amplitude satisfies k_μj^μ(k)=0 exactly, treating the vertex as if it were simply the classical, conserved current of Lesson 42; it has not verified that this conservation survives intact once the vertex is embedded in a complete quantum-mechanical amplitude built from the perturbative machinery of Lesson 50 onward, including any subtleties from how internal lines and other vertices in the same diagram interact with it. This more complete verification, stated as the Ward identity, is supplied by Lesson 72.</w:t>
+        <w:t>Section 4.3's argument assumes that the current j</w:t>
+      </w:r>
+      <w:r>
+        <w:rPr>
+          <w:vertAlign w:val="superscript"/>
+        </w:rPr>
+        <w:t>μ</w:t>
+      </w:r>
+      <w:r>
+        <w:t>(k) appearing at a given vertex inside a full scattering amplitude satisfies k</w:t>
+      </w:r>
+      <w:r>
+        <w:rPr>
+          <w:vertAlign w:val="subscript"/>
+        </w:rPr>
+        <w:t>μ</w:t>
+      </w:r>
+      <w:r>
+        <w:t>j</w:t>
+      </w:r>
+      <w:r>
+        <w:rPr>
+          <w:vertAlign w:val="superscript"/>
+        </w:rPr>
+        <w:t>μ</w:t>
+      </w:r>
+      <w:r>
+        <w:t>(k)=0 exactly, treating the vertex as if it were simply the classical, conserved current of Lesson 42; it has not verified that this conservation survives intact once the vertex is embedded in a complete quantum-mechanical amplitude built from the perturbative machinery of Lesson 50 onward, including any subtleties from how internal lines and other vertices in the same diagram interact with it. This more complete verification, stated as the Ward identity, is supplied by Lesson 72.</w:t>
       </w:r>
     </w:p>
     <w:p>
@@ -3170,47 +6560,12 @@
         <w:pStyle w:val="Heading2"/>
       </w:pPr>
       <w:r>
-        <w:t>Mastery checklist</w:t>
+        <w:t>Mastery check</w:t>
       </w:r>
     </w:p>
     <w:p>
-      <w:pPr>
-        <w:pStyle w:val="ListBullet"/>
-      </w:pPr>
-      <w:r>
-        <w:t>I can construct D^ij(x−y) from Lesson 38's mode expansion and the transverse polarization sum.</w:t>
-      </w:r>
-    </w:p>
-    <w:p>
-      <w:pPr>
-        <w:pStyle w:val="ListBullet"/>
-      </w:pPr>
-      <w:r>
-        <w:t>I can time-order it to obtain D_F^ij(x−y), explaining why no extra sign is needed.</w:t>
-      </w:r>
-    </w:p>
-    <w:p>
-      <w:pPr>
-        <w:pStyle w:val="ListBullet"/>
-      </w:pPr>
-      <w:r>
-        <w:t>I can verify, in momentum space, that D_F^ij(k)=i(δ^ij−k̂^ik̂^j)/(k²+iε) has the expected Green's function property as ε→0⁺.</w:t>
-      </w:r>
-    </w:p>
-    <w:p>
-      <w:pPr>
-        <w:pStyle w:val="ListBullet"/>
-      </w:pPr>
-      <w:r>
-        <w:t>I can state the covariant Feynman-gauge propagator D_F^μν(k)=−ig^μν/(k²+iε) and compare its spatial block to the Coulomb-gauge result.</w:t>
-      </w:r>
-    </w:p>
-    <w:p>
-      <w:pPr>
-        <w:pStyle w:val="ListBullet"/>
-      </w:pPr>
-      <w:r>
-        <w:t>I can give the current-conservation argument for why the difference between the two propagators should not affect physical amplitudes, and state what is still missing from that argument.</w:t>
+      <w:r>
+        <w:t>Before moving on, do the Core exercises without looking at the solutions and state this lesson's main result from memory. If both go smoothly, continue; if not, reread the sections the missed exercises cite.</w:t>
       </w:r>
     </w:p>
     <w:p>
@@ -3262,7 +6617,7 @@
         <w:color w:val="5A5A5A"/>
         <w:sz w:val="16"/>
       </w:rPr>
-      <w:t>QED Course   Lesson 48</w:t>
+      <w:t>A QED Course   Lesson 48</w:t>
     </w:r>
   </w:p>
 </w:hdr>
